--- a/data/sites/sales/Sales Playbooks/discovery-call-guide.docx
+++ b/data/sites/sales/Sales Playbooks/discovery-call-guide.docx
@@ -16,17 +16,7 @@
         <w:rPr>
           <w:i/>
         </w:rPr>
-        <w:t>Sales &amp; Marketing Knowledge Hub | Sales Playbooks</w:t>
-      </w:r>
-    </w:p>
-    <w:p>
-      <w:r>
-        <w:t>Owner: Marcus Lee  |  Last updated: October 30, 2026</w:t>
-      </w:r>
-    </w:p>
-    <w:p>
-      <w:r>
-        <w:t>Structured guide for running a first discovery call, including qualifying questions and the handoff criteria into a technical evaluation.</w:t>
+        <w:t>Sales &amp; Marketing Knowledge Hub | Sales Playbooks | Owner: Marcus Lee  |  Last updated: October 30, 2026</w:t>
       </w:r>
     </w:p>
     <w:p>
@@ -34,7 +24,17 @@
         <w:pStyle w:val="Heading1"/>
       </w:pPr>
       <w:r>
-        <w:t>Key Points</w:t>
+        <w:t>Section 1: Executive Summary &amp; Scope</w:t>
+      </w:r>
+    </w:p>
+    <w:p>
+      <w:r>
+        <w:t>Structured guide for running a first discovery call, including qualifying questions and the handoff criteria into a technical evaluation. Section 1 (Executive Summary &amp; Scope) applies to Sales Playbooks within Sales &amp; Marketing Knowledge Hub and is maintained by Marcus Lee. Defines the operational charter, scope boundaries, and executive accountability.</w:t>
+      </w:r>
+    </w:p>
+    <w:p>
+      <w:r>
+        <w:t>Operational requirement 1.1: Open with business context before diving into current tooling or pain points. Secondary control 1.2: Qualify budget, timeline, and decision process before scheduling a technical demo.</w:t>
       </w:r>
     </w:p>
     <w:p>
@@ -58,6 +58,566 @@
         <w:pStyle w:val="ListBullet"/>
       </w:pPr>
       <w:r>
+        <w:t>Section 1 review cadence is tracked by Marcus Lee under Sales Playbooks governance.</w:t>
+      </w:r>
+    </w:p>
+    <w:tbl>
+      <w:tblPr>
+        <w:tblStyle w:val="LightGrid-Accent1"/>
+        <w:tblW w:type="auto" w:w="0"/>
+        <w:tblLook w:firstColumn="1" w:firstRow="1" w:lastColumn="0" w:lastRow="0" w:noHBand="0" w:noVBand="1" w:val="04A0"/>
+      </w:tblPr>
+      <w:tblGrid>
+        <w:gridCol w:w="2160"/>
+        <w:gridCol w:w="2160"/>
+        <w:gridCol w:w="2160"/>
+        <w:gridCol w:w="2160"/>
+      </w:tblGrid>
+      <w:tr>
+        <w:tc>
+          <w:tcPr>
+            <w:tcW w:type="dxa" w:w="2160"/>
+          </w:tcPr>
+          <w:p>
+            <w:r>
+              <w:rPr>
+                <w:b/>
+              </w:rPr>
+              <w:t>Control Area</w:t>
+            </w:r>
+          </w:p>
+        </w:tc>
+        <w:tc>
+          <w:tcPr>
+            <w:tcW w:type="dxa" w:w="2160"/>
+          </w:tcPr>
+          <w:p>
+            <w:r>
+              <w:rPr>
+                <w:b/>
+              </w:rPr>
+              <w:t>Owner</w:t>
+            </w:r>
+          </w:p>
+        </w:tc>
+        <w:tc>
+          <w:tcPr>
+            <w:tcW w:type="dxa" w:w="2160"/>
+          </w:tcPr>
+          <w:p>
+            <w:r>
+              <w:rPr>
+                <w:b/>
+              </w:rPr>
+              <w:t>Target SLA</w:t>
+            </w:r>
+          </w:p>
+        </w:tc>
+        <w:tc>
+          <w:tcPr>
+            <w:tcW w:type="dxa" w:w="2160"/>
+          </w:tcPr>
+          <w:p>
+            <w:r>
+              <w:rPr>
+                <w:b/>
+              </w:rPr>
+              <w:t>Verification Status</w:t>
+            </w:r>
+          </w:p>
+        </w:tc>
+      </w:tr>
+      <w:tr>
+        <w:tc>
+          <w:tcPr>
+            <w:tcW w:type="dxa" w:w="2160"/>
+          </w:tcPr>
+          <w:p>
+            <w:r>
+              <w:t>Sales Playbooks</w:t>
+            </w:r>
+          </w:p>
+        </w:tc>
+        <w:tc>
+          <w:tcPr>
+            <w:tcW w:type="dxa" w:w="2160"/>
+          </w:tcPr>
+          <w:p>
+            <w:r>
+              <w:t>Marcus Lee</w:t>
+            </w:r>
+          </w:p>
+        </w:tc>
+        <w:tc>
+          <w:tcPr>
+            <w:tcW w:type="dxa" w:w="2160"/>
+          </w:tcPr>
+          <w:p>
+            <w:r>
+              <w:t>5 business days</w:t>
+            </w:r>
+          </w:p>
+        </w:tc>
+        <w:tc>
+          <w:tcPr>
+            <w:tcW w:type="dxa" w:w="2160"/>
+          </w:tcPr>
+          <w:p>
+            <w:r>
+              <w:t>Verified</w:t>
+            </w:r>
+          </w:p>
+        </w:tc>
+      </w:tr>
+      <w:tr>
+        <w:tc>
+          <w:tcPr>
+            <w:tcW w:type="dxa" w:w="2160"/>
+          </w:tcPr>
+          <w:p>
+            <w:r>
+              <w:t>Discovery Call Guide Gate 1</w:t>
+            </w:r>
+          </w:p>
+        </w:tc>
+        <w:tc>
+          <w:tcPr>
+            <w:tcW w:type="dxa" w:w="2160"/>
+          </w:tcPr>
+          <w:p>
+            <w:r>
+              <w:t>Marcus Lee</w:t>
+            </w:r>
+          </w:p>
+        </w:tc>
+        <w:tc>
+          <w:tcPr>
+            <w:tcW w:type="dxa" w:w="2160"/>
+          </w:tcPr>
+          <w:p>
+            <w:r>
+              <w:t>3 business days</w:t>
+            </w:r>
+          </w:p>
+        </w:tc>
+        <w:tc>
+          <w:tcPr>
+            <w:tcW w:type="dxa" w:w="2160"/>
+          </w:tcPr>
+          <w:p>
+            <w:r>
+              <w:t>Active</w:t>
+            </w:r>
+          </w:p>
+        </w:tc>
+      </w:tr>
+      <w:tr>
+        <w:tc>
+          <w:tcPr>
+            <w:tcW w:type="dxa" w:w="2160"/>
+          </w:tcPr>
+          <w:p>
+            <w:r>
+              <w:t>Discovery Call Guide Gate 2</w:t>
+            </w:r>
+          </w:p>
+        </w:tc>
+        <w:tc>
+          <w:tcPr>
+            <w:tcW w:type="dxa" w:w="2160"/>
+          </w:tcPr>
+          <w:p>
+            <w:r>
+              <w:t>Marcus Lee</w:t>
+            </w:r>
+          </w:p>
+        </w:tc>
+        <w:tc>
+          <w:tcPr>
+            <w:tcW w:type="dxa" w:w="2160"/>
+          </w:tcPr>
+          <w:p>
+            <w:r>
+              <w:t>10 business days</w:t>
+            </w:r>
+          </w:p>
+        </w:tc>
+        <w:tc>
+          <w:tcPr>
+            <w:tcW w:type="dxa" w:w="2160"/>
+          </w:tcPr>
+          <w:p>
+            <w:r>
+              <w:t>Monitored</w:t>
+            </w:r>
+          </w:p>
+        </w:tc>
+      </w:tr>
+    </w:tbl>
+    <w:p>
+      <w:r>
+        <w:rPr>
+          <w:color w:val="808080"/>
+          <w:sz w:val="16"/>
+        </w:rPr>
+        <w:t>Page 1 of 12 | Sales &amp; Marketing Knowledge Hub | Sales Playbooks | SharePoint Online</w:t>
+      </w:r>
+    </w:p>
+    <w:p>
+      <w:r>
+        <w:br w:type="page"/>
+      </w:r>
+    </w:p>
+    <w:p>
+      <w:pPr>
+        <w:pStyle w:val="Heading1"/>
+      </w:pPr>
+      <w:r>
+        <w:t>Section 2: Architecture &amp; Process Flow</w:t>
+      </w:r>
+    </w:p>
+    <w:p>
+      <w:r>
+        <w:t>Structured guide for running a first discovery call, including qualifying questions and the handoff criteria into a technical evaluation. Section 2 (Architecture &amp; Process Flow) applies to Sales Playbooks within Sales &amp; Marketing Knowledge Hub and is maintained by Marcus Lee. Maps end-to-end process stages, handoff gates, and system-of-record integrations.</w:t>
+      </w:r>
+    </w:p>
+    <w:p>
+      <w:r>
+        <w:t>Operational requirement 2.1: Qualify budget, timeline, and decision process before scheduling a technical demo. Secondary control 2.2: Document discovery notes in the CRM within one business day of the call.</w:t>
+      </w:r>
+    </w:p>
+    <w:p>
+      <w:pPr>
+        <w:pStyle w:val="ListBullet"/>
+      </w:pPr>
+      <w:r>
+        <w:t>Qualify budget, timeline, and decision process before scheduling a technical demo.</w:t>
+      </w:r>
+    </w:p>
+    <w:p>
+      <w:pPr>
+        <w:pStyle w:val="ListBullet"/>
+      </w:pPr>
+      <w:r>
+        <w:t>Document discovery notes in the CRM within one business day of the call.</w:t>
+      </w:r>
+    </w:p>
+    <w:p>
+      <w:pPr>
+        <w:pStyle w:val="ListBullet"/>
+      </w:pPr>
+      <w:r>
+        <w:t>Section 2 review cadence is tracked by Marcus Lee under Sales Playbooks governance.</w:t>
+      </w:r>
+    </w:p>
+    <w:tbl>
+      <w:tblPr>
+        <w:tblStyle w:val="LightGrid-Accent1"/>
+        <w:tblW w:type="auto" w:w="0"/>
+        <w:tblLook w:firstColumn="1" w:firstRow="1" w:lastColumn="0" w:lastRow="0" w:noHBand="0" w:noVBand="1" w:val="04A0"/>
+      </w:tblPr>
+      <w:tblGrid>
+        <w:gridCol w:w="2160"/>
+        <w:gridCol w:w="2160"/>
+        <w:gridCol w:w="2160"/>
+        <w:gridCol w:w="2160"/>
+      </w:tblGrid>
+      <w:tr>
+        <w:tc>
+          <w:tcPr>
+            <w:tcW w:type="dxa" w:w="2160"/>
+          </w:tcPr>
+          <w:p>
+            <w:r>
+              <w:rPr>
+                <w:b/>
+              </w:rPr>
+              <w:t>Control Area</w:t>
+            </w:r>
+          </w:p>
+        </w:tc>
+        <w:tc>
+          <w:tcPr>
+            <w:tcW w:type="dxa" w:w="2160"/>
+          </w:tcPr>
+          <w:p>
+            <w:r>
+              <w:rPr>
+                <w:b/>
+              </w:rPr>
+              <w:t>Owner</w:t>
+            </w:r>
+          </w:p>
+        </w:tc>
+        <w:tc>
+          <w:tcPr>
+            <w:tcW w:type="dxa" w:w="2160"/>
+          </w:tcPr>
+          <w:p>
+            <w:r>
+              <w:rPr>
+                <w:b/>
+              </w:rPr>
+              <w:t>Target SLA</w:t>
+            </w:r>
+          </w:p>
+        </w:tc>
+        <w:tc>
+          <w:tcPr>
+            <w:tcW w:type="dxa" w:w="2160"/>
+          </w:tcPr>
+          <w:p>
+            <w:r>
+              <w:rPr>
+                <w:b/>
+              </w:rPr>
+              <w:t>Verification Status</w:t>
+            </w:r>
+          </w:p>
+        </w:tc>
+      </w:tr>
+      <w:tr>
+        <w:tc>
+          <w:tcPr>
+            <w:tcW w:type="dxa" w:w="2160"/>
+          </w:tcPr>
+          <w:p>
+            <w:r>
+              <w:t>Sales Playbooks</w:t>
+            </w:r>
+          </w:p>
+        </w:tc>
+        <w:tc>
+          <w:tcPr>
+            <w:tcW w:type="dxa" w:w="2160"/>
+          </w:tcPr>
+          <w:p>
+            <w:r>
+              <w:t>Marcus Lee</w:t>
+            </w:r>
+          </w:p>
+        </w:tc>
+        <w:tc>
+          <w:tcPr>
+            <w:tcW w:type="dxa" w:w="2160"/>
+          </w:tcPr>
+          <w:p>
+            <w:r>
+              <w:t>5 business days</w:t>
+            </w:r>
+          </w:p>
+        </w:tc>
+        <w:tc>
+          <w:tcPr>
+            <w:tcW w:type="dxa" w:w="2160"/>
+          </w:tcPr>
+          <w:p>
+            <w:r>
+              <w:t>Verified</w:t>
+            </w:r>
+          </w:p>
+        </w:tc>
+      </w:tr>
+      <w:tr>
+        <w:tc>
+          <w:tcPr>
+            <w:tcW w:type="dxa" w:w="2160"/>
+          </w:tcPr>
+          <w:p>
+            <w:r>
+              <w:t>Discovery Call Guide Gate 1</w:t>
+            </w:r>
+          </w:p>
+        </w:tc>
+        <w:tc>
+          <w:tcPr>
+            <w:tcW w:type="dxa" w:w="2160"/>
+          </w:tcPr>
+          <w:p>
+            <w:r>
+              <w:t>Marcus Lee</w:t>
+            </w:r>
+          </w:p>
+        </w:tc>
+        <w:tc>
+          <w:tcPr>
+            <w:tcW w:type="dxa" w:w="2160"/>
+          </w:tcPr>
+          <w:p>
+            <w:r>
+              <w:t>3 business days</w:t>
+            </w:r>
+          </w:p>
+        </w:tc>
+        <w:tc>
+          <w:tcPr>
+            <w:tcW w:type="dxa" w:w="2160"/>
+          </w:tcPr>
+          <w:p>
+            <w:r>
+              <w:t>Active</w:t>
+            </w:r>
+          </w:p>
+        </w:tc>
+      </w:tr>
+      <w:tr>
+        <w:tc>
+          <w:tcPr>
+            <w:tcW w:type="dxa" w:w="2160"/>
+          </w:tcPr>
+          <w:p>
+            <w:r>
+              <w:t>Discovery Call Guide Gate 2</w:t>
+            </w:r>
+          </w:p>
+        </w:tc>
+        <w:tc>
+          <w:tcPr>
+            <w:tcW w:type="dxa" w:w="2160"/>
+          </w:tcPr>
+          <w:p>
+            <w:r>
+              <w:t>Marcus Lee</w:t>
+            </w:r>
+          </w:p>
+        </w:tc>
+        <w:tc>
+          <w:tcPr>
+            <w:tcW w:type="dxa" w:w="2160"/>
+          </w:tcPr>
+          <w:p>
+            <w:r>
+              <w:t>10 business days</w:t>
+            </w:r>
+          </w:p>
+        </w:tc>
+        <w:tc>
+          <w:tcPr>
+            <w:tcW w:type="dxa" w:w="2160"/>
+          </w:tcPr>
+          <w:p>
+            <w:r>
+              <w:t>Monitored</w:t>
+            </w:r>
+          </w:p>
+        </w:tc>
+      </w:tr>
+      <w:tr>
+        <w:tc>
+          <w:tcPr>
+            <w:tcW w:type="dxa" w:w="2160"/>
+          </w:tcPr>
+          <w:p>
+            <w:r>
+              <w:t>Sec-2</w:t>
+            </w:r>
+          </w:p>
+        </w:tc>
+        <w:tc>
+          <w:tcPr>
+            <w:tcW w:type="dxa" w:w="2160"/>
+          </w:tcPr>
+          <w:p>
+            <w:r>
+              <w:t>Marcus Lee</w:t>
+            </w:r>
+          </w:p>
+        </w:tc>
+        <w:tc>
+          <w:tcPr>
+            <w:tcW w:type="dxa" w:w="2160"/>
+          </w:tcPr>
+          <w:p>
+            <w:r>
+              <w:t>3 business days</w:t>
+            </w:r>
+          </w:p>
+        </w:tc>
+        <w:tc>
+          <w:tcPr>
+            <w:tcW w:type="dxa" w:w="2160"/>
+          </w:tcPr>
+          <w:p>
+            <w:r>
+              <w:t>Stage 2 Verified</w:t>
+            </w:r>
+          </w:p>
+        </w:tc>
+      </w:tr>
+    </w:tbl>
+    <w:p>
+      <w:r>
+        <w:drawing>
+          <wp:inline xmlns:a="http://schemas.openxmlformats.org/drawingml/2006/main" xmlns:pic="http://schemas.openxmlformats.org/drawingml/2006/picture">
+            <wp:extent cx="5303520" cy="1744579"/>
+            <wp:docPr id="1" name="Picture 1"/>
+            <wp:cNvGraphicFramePr>
+              <a:graphicFrameLocks noChangeAspect="1"/>
+            </wp:cNvGraphicFramePr>
+            <a:graphic>
+              <a:graphicData uri="http://schemas.openxmlformats.org/drawingml/2006/picture">
+                <pic:pic>
+                  <pic:nvPicPr>
+                    <pic:cNvPr id="0" name="image.png"/>
+                    <pic:cNvPicPr/>
+                  </pic:nvPicPr>
+                  <pic:blipFill>
+                    <a:blip r:embed="rId9"/>
+                    <a:stretch>
+                      <a:fillRect/>
+                    </a:stretch>
+                  </pic:blipFill>
+                  <pic:spPr>
+                    <a:xfrm>
+                      <a:off x="0" y="0"/>
+                      <a:ext cx="5303520" cy="1744579"/>
+                    </a:xfrm>
+                    <a:prstGeom prst="rect"/>
+                  </pic:spPr>
+                </pic:pic>
+              </a:graphicData>
+            </a:graphic>
+          </wp:inline>
+        </w:drawing>
+      </w:r>
+    </w:p>
+    <w:p>
+      <w:r>
+        <w:rPr>
+          <w:color w:val="808080"/>
+          <w:sz w:val="16"/>
+        </w:rPr>
+        <w:t>Page 2 of 12 | Sales &amp; Marketing Knowledge Hub | Sales Playbooks | SharePoint Online</w:t>
+      </w:r>
+    </w:p>
+    <w:p>
+      <w:r>
+        <w:br w:type="page"/>
+      </w:r>
+    </w:p>
+    <w:p>
+      <w:pPr>
+        <w:pStyle w:val="Heading1"/>
+      </w:pPr>
+      <w:r>
+        <w:t>Section 3: Governance Standards &amp; Controls</w:t>
+      </w:r>
+    </w:p>
+    <w:p>
+      <w:r>
+        <w:t>Structured guide for running a first discovery call, including qualifying questions and the handoff criteria into a technical evaluation. Section 3 (Governance Standards &amp; Controls) applies to Sales Playbooks within Sales &amp; Marketing Knowledge Hub and is maintained by Marcus Lee. Establishes mandatory compliance controls, approval thresholds, and audit evidence.</w:t>
+      </w:r>
+    </w:p>
+    <w:p>
+      <w:r>
+        <w:t>Operational requirement 3.1: Document discovery notes in the CRM within one business day of the call. Secondary control 3.2: Deals without a confirmed economic buyer by discovery end are flagged for coaching.</w:t>
+      </w:r>
+    </w:p>
+    <w:p>
+      <w:pPr>
+        <w:pStyle w:val="ListBullet"/>
+      </w:pPr>
+      <w:r>
         <w:t>Document discovery notes in the CRM within one business day of the call.</w:t>
       </w:r>
     </w:p>
@@ -70,12 +630,3054 @@
       </w:r>
     </w:p>
     <w:p>
+      <w:pPr>
+        <w:pStyle w:val="ListBullet"/>
+      </w:pPr>
+      <w:r>
+        <w:t>Section 3 review cadence is tracked by Marcus Lee under Sales Playbooks governance.</w:t>
+      </w:r>
+    </w:p>
+    <w:tbl>
+      <w:tblPr>
+        <w:tblStyle w:val="LightGrid-Accent1"/>
+        <w:tblW w:type="auto" w:w="0"/>
+        <w:tblLook w:firstColumn="1" w:firstRow="1" w:lastColumn="0" w:lastRow="0" w:noHBand="0" w:noVBand="1" w:val="04A0"/>
+      </w:tblPr>
+      <w:tblGrid>
+        <w:gridCol w:w="2160"/>
+        <w:gridCol w:w="2160"/>
+        <w:gridCol w:w="2160"/>
+        <w:gridCol w:w="2160"/>
+      </w:tblGrid>
+      <w:tr>
+        <w:tc>
+          <w:tcPr>
+            <w:tcW w:type="dxa" w:w="2160"/>
+          </w:tcPr>
+          <w:p>
+            <w:r>
+              <w:rPr>
+                <w:b/>
+              </w:rPr>
+              <w:t>Control Area</w:t>
+            </w:r>
+          </w:p>
+        </w:tc>
+        <w:tc>
+          <w:tcPr>
+            <w:tcW w:type="dxa" w:w="2160"/>
+          </w:tcPr>
+          <w:p>
+            <w:r>
+              <w:rPr>
+                <w:b/>
+              </w:rPr>
+              <w:t>Owner</w:t>
+            </w:r>
+          </w:p>
+        </w:tc>
+        <w:tc>
+          <w:tcPr>
+            <w:tcW w:type="dxa" w:w="2160"/>
+          </w:tcPr>
+          <w:p>
+            <w:r>
+              <w:rPr>
+                <w:b/>
+              </w:rPr>
+              <w:t>Target SLA</w:t>
+            </w:r>
+          </w:p>
+        </w:tc>
+        <w:tc>
+          <w:tcPr>
+            <w:tcW w:type="dxa" w:w="2160"/>
+          </w:tcPr>
+          <w:p>
+            <w:r>
+              <w:rPr>
+                <w:b/>
+              </w:rPr>
+              <w:t>Verification Status</w:t>
+            </w:r>
+          </w:p>
+        </w:tc>
+      </w:tr>
+      <w:tr>
+        <w:tc>
+          <w:tcPr>
+            <w:tcW w:type="dxa" w:w="2160"/>
+          </w:tcPr>
+          <w:p>
+            <w:r>
+              <w:t>Sales Playbooks</w:t>
+            </w:r>
+          </w:p>
+        </w:tc>
+        <w:tc>
+          <w:tcPr>
+            <w:tcW w:type="dxa" w:w="2160"/>
+          </w:tcPr>
+          <w:p>
+            <w:r>
+              <w:t>Marcus Lee</w:t>
+            </w:r>
+          </w:p>
+        </w:tc>
+        <w:tc>
+          <w:tcPr>
+            <w:tcW w:type="dxa" w:w="2160"/>
+          </w:tcPr>
+          <w:p>
+            <w:r>
+              <w:t>5 business days</w:t>
+            </w:r>
+          </w:p>
+        </w:tc>
+        <w:tc>
+          <w:tcPr>
+            <w:tcW w:type="dxa" w:w="2160"/>
+          </w:tcPr>
+          <w:p>
+            <w:r>
+              <w:t>Verified</w:t>
+            </w:r>
+          </w:p>
+        </w:tc>
+      </w:tr>
+      <w:tr>
+        <w:tc>
+          <w:tcPr>
+            <w:tcW w:type="dxa" w:w="2160"/>
+          </w:tcPr>
+          <w:p>
+            <w:r>
+              <w:t>Discovery Call Guide Gate 1</w:t>
+            </w:r>
+          </w:p>
+        </w:tc>
+        <w:tc>
+          <w:tcPr>
+            <w:tcW w:type="dxa" w:w="2160"/>
+          </w:tcPr>
+          <w:p>
+            <w:r>
+              <w:t>Marcus Lee</w:t>
+            </w:r>
+          </w:p>
+        </w:tc>
+        <w:tc>
+          <w:tcPr>
+            <w:tcW w:type="dxa" w:w="2160"/>
+          </w:tcPr>
+          <w:p>
+            <w:r>
+              <w:t>3 business days</w:t>
+            </w:r>
+          </w:p>
+        </w:tc>
+        <w:tc>
+          <w:tcPr>
+            <w:tcW w:type="dxa" w:w="2160"/>
+          </w:tcPr>
+          <w:p>
+            <w:r>
+              <w:t>Active</w:t>
+            </w:r>
+          </w:p>
+        </w:tc>
+      </w:tr>
+      <w:tr>
+        <w:tc>
+          <w:tcPr>
+            <w:tcW w:type="dxa" w:w="2160"/>
+          </w:tcPr>
+          <w:p>
+            <w:r>
+              <w:t>Discovery Call Guide Gate 2</w:t>
+            </w:r>
+          </w:p>
+        </w:tc>
+        <w:tc>
+          <w:tcPr>
+            <w:tcW w:type="dxa" w:w="2160"/>
+          </w:tcPr>
+          <w:p>
+            <w:r>
+              <w:t>Marcus Lee</w:t>
+            </w:r>
+          </w:p>
+        </w:tc>
+        <w:tc>
+          <w:tcPr>
+            <w:tcW w:type="dxa" w:w="2160"/>
+          </w:tcPr>
+          <w:p>
+            <w:r>
+              <w:t>10 business days</w:t>
+            </w:r>
+          </w:p>
+        </w:tc>
+        <w:tc>
+          <w:tcPr>
+            <w:tcW w:type="dxa" w:w="2160"/>
+          </w:tcPr>
+          <w:p>
+            <w:r>
+              <w:t>Monitored</w:t>
+            </w:r>
+          </w:p>
+        </w:tc>
+      </w:tr>
+      <w:tr>
+        <w:tc>
+          <w:tcPr>
+            <w:tcW w:type="dxa" w:w="2160"/>
+          </w:tcPr>
+          <w:p>
+            <w:r>
+              <w:t>Sec-3</w:t>
+            </w:r>
+          </w:p>
+        </w:tc>
+        <w:tc>
+          <w:tcPr>
+            <w:tcW w:type="dxa" w:w="2160"/>
+          </w:tcPr>
+          <w:p>
+            <w:r>
+              <w:t>Marcus Lee</w:t>
+            </w:r>
+          </w:p>
+        </w:tc>
+        <w:tc>
+          <w:tcPr>
+            <w:tcW w:type="dxa" w:w="2160"/>
+          </w:tcPr>
+          <w:p>
+            <w:r>
+              <w:t>10 business days</w:t>
+            </w:r>
+          </w:p>
+        </w:tc>
+        <w:tc>
+          <w:tcPr>
+            <w:tcW w:type="dxa" w:w="2160"/>
+          </w:tcPr>
+          <w:p>
+            <w:r>
+              <w:t>Stage 3 Verified</w:t>
+            </w:r>
+          </w:p>
+        </w:tc>
+      </w:tr>
+    </w:tbl>
+    <w:p>
       <w:r>
         <w:rPr>
           <w:color w:val="808080"/>
           <w:sz w:val="16"/>
         </w:rPr>
-        <w:t>Source: Sales &amp; Marketing Knowledge Hub knowledge base | SharePoint Online</w:t>
+        <w:t>Page 3 of 12 | Sales &amp; Marketing Knowledge Hub | Sales Playbooks | SharePoint Online</w:t>
+      </w:r>
+    </w:p>
+    <w:p>
+      <w:r>
+        <w:br w:type="page"/>
+      </w:r>
+    </w:p>
+    <w:p>
+      <w:pPr>
+        <w:pStyle w:val="Heading1"/>
+      </w:pPr>
+      <w:r>
+        <w:t>Section 4: Operational KPIs &amp; Benchmarks</w:t>
+      </w:r>
+    </w:p>
+    <w:p>
+      <w:r>
+        <w:t>Structured guide for running a first discovery call, including qualifying questions and the handoff criteria into a technical evaluation. Section 4 (Operational KPIs &amp; Benchmarks) applies to Sales Playbooks within Sales &amp; Marketing Knowledge Hub and is maintained by Marcus Lee. Tracks baseline performance, target SLAs, and quarterly benchmark progression.</w:t>
+      </w:r>
+    </w:p>
+    <w:p>
+      <w:r>
+        <w:t>Operational requirement 4.1: Deals without a confirmed economic buyer by discovery end are flagged for coaching. Secondary control 4.2: Open with business context before diving into current tooling or pain points.</w:t>
+      </w:r>
+    </w:p>
+    <w:p>
+      <w:pPr>
+        <w:pStyle w:val="ListBullet"/>
+      </w:pPr>
+      <w:r>
+        <w:t>Deals without a confirmed economic buyer by discovery end are flagged for coaching.</w:t>
+      </w:r>
+    </w:p>
+    <w:p>
+      <w:pPr>
+        <w:pStyle w:val="ListBullet"/>
+      </w:pPr>
+      <w:r>
+        <w:t>Open with business context before diving into current tooling or pain points.</w:t>
+      </w:r>
+    </w:p>
+    <w:p>
+      <w:pPr>
+        <w:pStyle w:val="ListBullet"/>
+      </w:pPr>
+      <w:r>
+        <w:t>Section 4 review cadence is tracked by Marcus Lee under Sales Playbooks governance.</w:t>
+      </w:r>
+    </w:p>
+    <w:tbl>
+      <w:tblPr>
+        <w:tblStyle w:val="LightGrid-Accent1"/>
+        <w:tblW w:type="auto" w:w="0"/>
+        <w:tblLook w:firstColumn="1" w:firstRow="1" w:lastColumn="0" w:lastRow="0" w:noHBand="0" w:noVBand="1" w:val="04A0"/>
+      </w:tblPr>
+      <w:tblGrid>
+        <w:gridCol w:w="2160"/>
+        <w:gridCol w:w="2160"/>
+        <w:gridCol w:w="2160"/>
+        <w:gridCol w:w="2160"/>
+      </w:tblGrid>
+      <w:tr>
+        <w:tc>
+          <w:tcPr>
+            <w:tcW w:type="dxa" w:w="2160"/>
+          </w:tcPr>
+          <w:p>
+            <w:r>
+              <w:rPr>
+                <w:b/>
+              </w:rPr>
+              <w:t>Control Area</w:t>
+            </w:r>
+          </w:p>
+        </w:tc>
+        <w:tc>
+          <w:tcPr>
+            <w:tcW w:type="dxa" w:w="2160"/>
+          </w:tcPr>
+          <w:p>
+            <w:r>
+              <w:rPr>
+                <w:b/>
+              </w:rPr>
+              <w:t>Owner</w:t>
+            </w:r>
+          </w:p>
+        </w:tc>
+        <w:tc>
+          <w:tcPr>
+            <w:tcW w:type="dxa" w:w="2160"/>
+          </w:tcPr>
+          <w:p>
+            <w:r>
+              <w:rPr>
+                <w:b/>
+              </w:rPr>
+              <w:t>Target SLA</w:t>
+            </w:r>
+          </w:p>
+        </w:tc>
+        <w:tc>
+          <w:tcPr>
+            <w:tcW w:type="dxa" w:w="2160"/>
+          </w:tcPr>
+          <w:p>
+            <w:r>
+              <w:rPr>
+                <w:b/>
+              </w:rPr>
+              <w:t>Verification Status</w:t>
+            </w:r>
+          </w:p>
+        </w:tc>
+      </w:tr>
+      <w:tr>
+        <w:tc>
+          <w:tcPr>
+            <w:tcW w:type="dxa" w:w="2160"/>
+          </w:tcPr>
+          <w:p>
+            <w:r>
+              <w:t>Sales Playbooks</w:t>
+            </w:r>
+          </w:p>
+        </w:tc>
+        <w:tc>
+          <w:tcPr>
+            <w:tcW w:type="dxa" w:w="2160"/>
+          </w:tcPr>
+          <w:p>
+            <w:r>
+              <w:t>Marcus Lee</w:t>
+            </w:r>
+          </w:p>
+        </w:tc>
+        <w:tc>
+          <w:tcPr>
+            <w:tcW w:type="dxa" w:w="2160"/>
+          </w:tcPr>
+          <w:p>
+            <w:r>
+              <w:t>5 business days</w:t>
+            </w:r>
+          </w:p>
+        </w:tc>
+        <w:tc>
+          <w:tcPr>
+            <w:tcW w:type="dxa" w:w="2160"/>
+          </w:tcPr>
+          <w:p>
+            <w:r>
+              <w:t>Verified</w:t>
+            </w:r>
+          </w:p>
+        </w:tc>
+      </w:tr>
+      <w:tr>
+        <w:tc>
+          <w:tcPr>
+            <w:tcW w:type="dxa" w:w="2160"/>
+          </w:tcPr>
+          <w:p>
+            <w:r>
+              <w:t>Discovery Call Guide Gate 1</w:t>
+            </w:r>
+          </w:p>
+        </w:tc>
+        <w:tc>
+          <w:tcPr>
+            <w:tcW w:type="dxa" w:w="2160"/>
+          </w:tcPr>
+          <w:p>
+            <w:r>
+              <w:t>Marcus Lee</w:t>
+            </w:r>
+          </w:p>
+        </w:tc>
+        <w:tc>
+          <w:tcPr>
+            <w:tcW w:type="dxa" w:w="2160"/>
+          </w:tcPr>
+          <w:p>
+            <w:r>
+              <w:t>3 business days</w:t>
+            </w:r>
+          </w:p>
+        </w:tc>
+        <w:tc>
+          <w:tcPr>
+            <w:tcW w:type="dxa" w:w="2160"/>
+          </w:tcPr>
+          <w:p>
+            <w:r>
+              <w:t>Active</w:t>
+            </w:r>
+          </w:p>
+        </w:tc>
+      </w:tr>
+      <w:tr>
+        <w:tc>
+          <w:tcPr>
+            <w:tcW w:type="dxa" w:w="2160"/>
+          </w:tcPr>
+          <w:p>
+            <w:r>
+              <w:t>Discovery Call Guide Gate 2</w:t>
+            </w:r>
+          </w:p>
+        </w:tc>
+        <w:tc>
+          <w:tcPr>
+            <w:tcW w:type="dxa" w:w="2160"/>
+          </w:tcPr>
+          <w:p>
+            <w:r>
+              <w:t>Marcus Lee</w:t>
+            </w:r>
+          </w:p>
+        </w:tc>
+        <w:tc>
+          <w:tcPr>
+            <w:tcW w:type="dxa" w:w="2160"/>
+          </w:tcPr>
+          <w:p>
+            <w:r>
+              <w:t>10 business days</w:t>
+            </w:r>
+          </w:p>
+        </w:tc>
+        <w:tc>
+          <w:tcPr>
+            <w:tcW w:type="dxa" w:w="2160"/>
+          </w:tcPr>
+          <w:p>
+            <w:r>
+              <w:t>Monitored</w:t>
+            </w:r>
+          </w:p>
+        </w:tc>
+      </w:tr>
+      <w:tr>
+        <w:tc>
+          <w:tcPr>
+            <w:tcW w:type="dxa" w:w="2160"/>
+          </w:tcPr>
+          <w:p>
+            <w:r>
+              <w:t>Sec-4</w:t>
+            </w:r>
+          </w:p>
+        </w:tc>
+        <w:tc>
+          <w:tcPr>
+            <w:tcW w:type="dxa" w:w="2160"/>
+          </w:tcPr>
+          <w:p>
+            <w:r>
+              <w:t>Marcus Lee</w:t>
+            </w:r>
+          </w:p>
+        </w:tc>
+        <w:tc>
+          <w:tcPr>
+            <w:tcW w:type="dxa" w:w="2160"/>
+          </w:tcPr>
+          <w:p>
+            <w:r>
+              <w:t>5 business days</w:t>
+            </w:r>
+          </w:p>
+        </w:tc>
+        <w:tc>
+          <w:tcPr>
+            <w:tcW w:type="dxa" w:w="2160"/>
+          </w:tcPr>
+          <w:p>
+            <w:r>
+              <w:t>Stage 4 Verified</w:t>
+            </w:r>
+          </w:p>
+        </w:tc>
+      </w:tr>
+    </w:tbl>
+    <w:p>
+      <w:r>
+        <w:drawing>
+          <wp:inline xmlns:a="http://schemas.openxmlformats.org/drawingml/2006/main" xmlns:pic="http://schemas.openxmlformats.org/drawingml/2006/picture">
+            <wp:extent cx="5303520" cy="1744579"/>
+            <wp:docPr id="2" name="Picture 2"/>
+            <wp:cNvGraphicFramePr>
+              <a:graphicFrameLocks noChangeAspect="1"/>
+            </wp:cNvGraphicFramePr>
+            <a:graphic>
+              <a:graphicData uri="http://schemas.openxmlformats.org/drawingml/2006/picture">
+                <pic:pic>
+                  <pic:nvPicPr>
+                    <pic:cNvPr id="0" name="image.png"/>
+                    <pic:cNvPicPr/>
+                  </pic:nvPicPr>
+                  <pic:blipFill>
+                    <a:blip r:embed="rId10"/>
+                    <a:stretch>
+                      <a:fillRect/>
+                    </a:stretch>
+                  </pic:blipFill>
+                  <pic:spPr>
+                    <a:xfrm>
+                      <a:off x="0" y="0"/>
+                      <a:ext cx="5303520" cy="1744579"/>
+                    </a:xfrm>
+                    <a:prstGeom prst="rect"/>
+                  </pic:spPr>
+                </pic:pic>
+              </a:graphicData>
+            </a:graphic>
+          </wp:inline>
+        </w:drawing>
+      </w:r>
+    </w:p>
+    <w:p>
+      <w:r>
+        <w:rPr>
+          <w:color w:val="808080"/>
+          <w:sz w:val="16"/>
+        </w:rPr>
+        <w:t>Page 4 of 12 | Sales &amp; Marketing Knowledge Hub | Sales Playbooks | SharePoint Online</w:t>
+      </w:r>
+    </w:p>
+    <w:p>
+      <w:r>
+        <w:br w:type="page"/>
+      </w:r>
+    </w:p>
+    <w:p>
+      <w:pPr>
+        <w:pStyle w:val="Heading1"/>
+      </w:pPr>
+      <w:r>
+        <w:t>Section 5: Roles, Responsibilities &amp; RACI</w:t>
+      </w:r>
+    </w:p>
+    <w:p>
+      <w:r>
+        <w:t>Structured guide for running a first discovery call, including qualifying questions and the handoff criteria into a technical evaluation. Section 5 (Roles, Responsibilities &amp; RACI) applies to Sales Playbooks within Sales &amp; Marketing Knowledge Hub and is maintained by Marcus Lee. Clarifies ownership across accountable executives, operational leads, and reviewers.</w:t>
+      </w:r>
+    </w:p>
+    <w:p>
+      <w:r>
+        <w:t>Operational requirement 5.1: Open with business context before diving into current tooling or pain points. Secondary control 5.2: Qualify budget, timeline, and decision process before scheduling a technical demo.</w:t>
+      </w:r>
+    </w:p>
+    <w:p>
+      <w:pPr>
+        <w:pStyle w:val="ListBullet"/>
+      </w:pPr>
+      <w:r>
+        <w:t>Open with business context before diving into current tooling or pain points.</w:t>
+      </w:r>
+    </w:p>
+    <w:p>
+      <w:pPr>
+        <w:pStyle w:val="ListBullet"/>
+      </w:pPr>
+      <w:r>
+        <w:t>Qualify budget, timeline, and decision process before scheduling a technical demo.</w:t>
+      </w:r>
+    </w:p>
+    <w:p>
+      <w:pPr>
+        <w:pStyle w:val="ListBullet"/>
+      </w:pPr>
+      <w:r>
+        <w:t>Section 5 review cadence is tracked by Marcus Lee under Sales Playbooks governance.</w:t>
+      </w:r>
+    </w:p>
+    <w:tbl>
+      <w:tblPr>
+        <w:tblStyle w:val="LightGrid-Accent1"/>
+        <w:tblW w:type="auto" w:w="0"/>
+        <w:tblLook w:firstColumn="1" w:firstRow="1" w:lastColumn="0" w:lastRow="0" w:noHBand="0" w:noVBand="1" w:val="04A0"/>
+      </w:tblPr>
+      <w:tblGrid>
+        <w:gridCol w:w="2160"/>
+        <w:gridCol w:w="2160"/>
+        <w:gridCol w:w="2160"/>
+        <w:gridCol w:w="2160"/>
+      </w:tblGrid>
+      <w:tr>
+        <w:tc>
+          <w:tcPr>
+            <w:tcW w:type="dxa" w:w="2160"/>
+          </w:tcPr>
+          <w:p>
+            <w:r>
+              <w:rPr>
+                <w:b/>
+              </w:rPr>
+              <w:t>Control Area</w:t>
+            </w:r>
+          </w:p>
+        </w:tc>
+        <w:tc>
+          <w:tcPr>
+            <w:tcW w:type="dxa" w:w="2160"/>
+          </w:tcPr>
+          <w:p>
+            <w:r>
+              <w:rPr>
+                <w:b/>
+              </w:rPr>
+              <w:t>Owner</w:t>
+            </w:r>
+          </w:p>
+        </w:tc>
+        <w:tc>
+          <w:tcPr>
+            <w:tcW w:type="dxa" w:w="2160"/>
+          </w:tcPr>
+          <w:p>
+            <w:r>
+              <w:rPr>
+                <w:b/>
+              </w:rPr>
+              <w:t>Target SLA</w:t>
+            </w:r>
+          </w:p>
+        </w:tc>
+        <w:tc>
+          <w:tcPr>
+            <w:tcW w:type="dxa" w:w="2160"/>
+          </w:tcPr>
+          <w:p>
+            <w:r>
+              <w:rPr>
+                <w:b/>
+              </w:rPr>
+              <w:t>Verification Status</w:t>
+            </w:r>
+          </w:p>
+        </w:tc>
+      </w:tr>
+      <w:tr>
+        <w:tc>
+          <w:tcPr>
+            <w:tcW w:type="dxa" w:w="2160"/>
+          </w:tcPr>
+          <w:p>
+            <w:r>
+              <w:t>Sales Playbooks</w:t>
+            </w:r>
+          </w:p>
+        </w:tc>
+        <w:tc>
+          <w:tcPr>
+            <w:tcW w:type="dxa" w:w="2160"/>
+          </w:tcPr>
+          <w:p>
+            <w:r>
+              <w:t>Marcus Lee</w:t>
+            </w:r>
+          </w:p>
+        </w:tc>
+        <w:tc>
+          <w:tcPr>
+            <w:tcW w:type="dxa" w:w="2160"/>
+          </w:tcPr>
+          <w:p>
+            <w:r>
+              <w:t>5 business days</w:t>
+            </w:r>
+          </w:p>
+        </w:tc>
+        <w:tc>
+          <w:tcPr>
+            <w:tcW w:type="dxa" w:w="2160"/>
+          </w:tcPr>
+          <w:p>
+            <w:r>
+              <w:t>Verified</w:t>
+            </w:r>
+          </w:p>
+        </w:tc>
+      </w:tr>
+      <w:tr>
+        <w:tc>
+          <w:tcPr>
+            <w:tcW w:type="dxa" w:w="2160"/>
+          </w:tcPr>
+          <w:p>
+            <w:r>
+              <w:t>Discovery Call Guide Gate 1</w:t>
+            </w:r>
+          </w:p>
+        </w:tc>
+        <w:tc>
+          <w:tcPr>
+            <w:tcW w:type="dxa" w:w="2160"/>
+          </w:tcPr>
+          <w:p>
+            <w:r>
+              <w:t>Marcus Lee</w:t>
+            </w:r>
+          </w:p>
+        </w:tc>
+        <w:tc>
+          <w:tcPr>
+            <w:tcW w:type="dxa" w:w="2160"/>
+          </w:tcPr>
+          <w:p>
+            <w:r>
+              <w:t>3 business days</w:t>
+            </w:r>
+          </w:p>
+        </w:tc>
+        <w:tc>
+          <w:tcPr>
+            <w:tcW w:type="dxa" w:w="2160"/>
+          </w:tcPr>
+          <w:p>
+            <w:r>
+              <w:t>Active</w:t>
+            </w:r>
+          </w:p>
+        </w:tc>
+      </w:tr>
+      <w:tr>
+        <w:tc>
+          <w:tcPr>
+            <w:tcW w:type="dxa" w:w="2160"/>
+          </w:tcPr>
+          <w:p>
+            <w:r>
+              <w:t>Discovery Call Guide Gate 2</w:t>
+            </w:r>
+          </w:p>
+        </w:tc>
+        <w:tc>
+          <w:tcPr>
+            <w:tcW w:type="dxa" w:w="2160"/>
+          </w:tcPr>
+          <w:p>
+            <w:r>
+              <w:t>Marcus Lee</w:t>
+            </w:r>
+          </w:p>
+        </w:tc>
+        <w:tc>
+          <w:tcPr>
+            <w:tcW w:type="dxa" w:w="2160"/>
+          </w:tcPr>
+          <w:p>
+            <w:r>
+              <w:t>10 business days</w:t>
+            </w:r>
+          </w:p>
+        </w:tc>
+        <w:tc>
+          <w:tcPr>
+            <w:tcW w:type="dxa" w:w="2160"/>
+          </w:tcPr>
+          <w:p>
+            <w:r>
+              <w:t>Monitored</w:t>
+            </w:r>
+          </w:p>
+        </w:tc>
+      </w:tr>
+      <w:tr>
+        <w:tc>
+          <w:tcPr>
+            <w:tcW w:type="dxa" w:w="2160"/>
+          </w:tcPr>
+          <w:p>
+            <w:r>
+              <w:t>Sec-5</w:t>
+            </w:r>
+          </w:p>
+        </w:tc>
+        <w:tc>
+          <w:tcPr>
+            <w:tcW w:type="dxa" w:w="2160"/>
+          </w:tcPr>
+          <w:p>
+            <w:r>
+              <w:t>Marcus Lee</w:t>
+            </w:r>
+          </w:p>
+        </w:tc>
+        <w:tc>
+          <w:tcPr>
+            <w:tcW w:type="dxa" w:w="2160"/>
+          </w:tcPr>
+          <w:p>
+            <w:r>
+              <w:t>3 business days</w:t>
+            </w:r>
+          </w:p>
+        </w:tc>
+        <w:tc>
+          <w:tcPr>
+            <w:tcW w:type="dxa" w:w="2160"/>
+          </w:tcPr>
+          <w:p>
+            <w:r>
+              <w:t>Stage 5 Verified</w:t>
+            </w:r>
+          </w:p>
+        </w:tc>
+      </w:tr>
+    </w:tbl>
+    <w:p>
+      <w:r>
+        <w:rPr>
+          <w:color w:val="808080"/>
+          <w:sz w:val="16"/>
+        </w:rPr>
+        <w:t>Page 5 of 12 | Sales &amp; Marketing Knowledge Hub | Sales Playbooks | SharePoint Online</w:t>
+      </w:r>
+    </w:p>
+    <w:p>
+      <w:r>
+        <w:br w:type="page"/>
+      </w:r>
+    </w:p>
+    <w:p>
+      <w:pPr>
+        <w:pStyle w:val="Heading1"/>
+      </w:pPr>
+      <w:r>
+        <w:t>Section 6: Standard Operating Procedures</w:t>
+      </w:r>
+    </w:p>
+    <w:p>
+      <w:r>
+        <w:t>Structured guide for running a first discovery call, including qualifying questions and the handoff criteria into a technical evaluation. Section 6 (Standard Operating Procedures) applies to Sales Playbooks within Sales &amp; Marketing Knowledge Hub and is maintained by Marcus Lee. Provides step-by-step execution checklists, intake criteria, and verification gates.</w:t>
+      </w:r>
+    </w:p>
+    <w:p>
+      <w:r>
+        <w:t>Operational requirement 6.1: Qualify budget, timeline, and decision process before scheduling a technical demo. Secondary control 6.2: Document discovery notes in the CRM within one business day of the call.</w:t>
+      </w:r>
+    </w:p>
+    <w:p>
+      <w:pPr>
+        <w:pStyle w:val="ListBullet"/>
+      </w:pPr>
+      <w:r>
+        <w:t>Qualify budget, timeline, and decision process before scheduling a technical demo.</w:t>
+      </w:r>
+    </w:p>
+    <w:p>
+      <w:pPr>
+        <w:pStyle w:val="ListBullet"/>
+      </w:pPr>
+      <w:r>
+        <w:t>Document discovery notes in the CRM within one business day of the call.</w:t>
+      </w:r>
+    </w:p>
+    <w:p>
+      <w:pPr>
+        <w:pStyle w:val="ListBullet"/>
+      </w:pPr>
+      <w:r>
+        <w:t>Section 6 review cadence is tracked by Marcus Lee under Sales Playbooks governance.</w:t>
+      </w:r>
+    </w:p>
+    <w:tbl>
+      <w:tblPr>
+        <w:tblStyle w:val="LightGrid-Accent1"/>
+        <w:tblW w:type="auto" w:w="0"/>
+        <w:tblLook w:firstColumn="1" w:firstRow="1" w:lastColumn="0" w:lastRow="0" w:noHBand="0" w:noVBand="1" w:val="04A0"/>
+      </w:tblPr>
+      <w:tblGrid>
+        <w:gridCol w:w="2160"/>
+        <w:gridCol w:w="2160"/>
+        <w:gridCol w:w="2160"/>
+        <w:gridCol w:w="2160"/>
+      </w:tblGrid>
+      <w:tr>
+        <w:tc>
+          <w:tcPr>
+            <w:tcW w:type="dxa" w:w="2160"/>
+          </w:tcPr>
+          <w:p>
+            <w:r>
+              <w:rPr>
+                <w:b/>
+              </w:rPr>
+              <w:t>Control Area</w:t>
+            </w:r>
+          </w:p>
+        </w:tc>
+        <w:tc>
+          <w:tcPr>
+            <w:tcW w:type="dxa" w:w="2160"/>
+          </w:tcPr>
+          <w:p>
+            <w:r>
+              <w:rPr>
+                <w:b/>
+              </w:rPr>
+              <w:t>Owner</w:t>
+            </w:r>
+          </w:p>
+        </w:tc>
+        <w:tc>
+          <w:tcPr>
+            <w:tcW w:type="dxa" w:w="2160"/>
+          </w:tcPr>
+          <w:p>
+            <w:r>
+              <w:rPr>
+                <w:b/>
+              </w:rPr>
+              <w:t>Target SLA</w:t>
+            </w:r>
+          </w:p>
+        </w:tc>
+        <w:tc>
+          <w:tcPr>
+            <w:tcW w:type="dxa" w:w="2160"/>
+          </w:tcPr>
+          <w:p>
+            <w:r>
+              <w:rPr>
+                <w:b/>
+              </w:rPr>
+              <w:t>Verification Status</w:t>
+            </w:r>
+          </w:p>
+        </w:tc>
+      </w:tr>
+      <w:tr>
+        <w:tc>
+          <w:tcPr>
+            <w:tcW w:type="dxa" w:w="2160"/>
+          </w:tcPr>
+          <w:p>
+            <w:r>
+              <w:t>Sales Playbooks</w:t>
+            </w:r>
+          </w:p>
+        </w:tc>
+        <w:tc>
+          <w:tcPr>
+            <w:tcW w:type="dxa" w:w="2160"/>
+          </w:tcPr>
+          <w:p>
+            <w:r>
+              <w:t>Marcus Lee</w:t>
+            </w:r>
+          </w:p>
+        </w:tc>
+        <w:tc>
+          <w:tcPr>
+            <w:tcW w:type="dxa" w:w="2160"/>
+          </w:tcPr>
+          <w:p>
+            <w:r>
+              <w:t>5 business days</w:t>
+            </w:r>
+          </w:p>
+        </w:tc>
+        <w:tc>
+          <w:tcPr>
+            <w:tcW w:type="dxa" w:w="2160"/>
+          </w:tcPr>
+          <w:p>
+            <w:r>
+              <w:t>Verified</w:t>
+            </w:r>
+          </w:p>
+        </w:tc>
+      </w:tr>
+      <w:tr>
+        <w:tc>
+          <w:tcPr>
+            <w:tcW w:type="dxa" w:w="2160"/>
+          </w:tcPr>
+          <w:p>
+            <w:r>
+              <w:t>Discovery Call Guide Gate 1</w:t>
+            </w:r>
+          </w:p>
+        </w:tc>
+        <w:tc>
+          <w:tcPr>
+            <w:tcW w:type="dxa" w:w="2160"/>
+          </w:tcPr>
+          <w:p>
+            <w:r>
+              <w:t>Marcus Lee</w:t>
+            </w:r>
+          </w:p>
+        </w:tc>
+        <w:tc>
+          <w:tcPr>
+            <w:tcW w:type="dxa" w:w="2160"/>
+          </w:tcPr>
+          <w:p>
+            <w:r>
+              <w:t>3 business days</w:t>
+            </w:r>
+          </w:p>
+        </w:tc>
+        <w:tc>
+          <w:tcPr>
+            <w:tcW w:type="dxa" w:w="2160"/>
+          </w:tcPr>
+          <w:p>
+            <w:r>
+              <w:t>Active</w:t>
+            </w:r>
+          </w:p>
+        </w:tc>
+      </w:tr>
+      <w:tr>
+        <w:tc>
+          <w:tcPr>
+            <w:tcW w:type="dxa" w:w="2160"/>
+          </w:tcPr>
+          <w:p>
+            <w:r>
+              <w:t>Discovery Call Guide Gate 2</w:t>
+            </w:r>
+          </w:p>
+        </w:tc>
+        <w:tc>
+          <w:tcPr>
+            <w:tcW w:type="dxa" w:w="2160"/>
+          </w:tcPr>
+          <w:p>
+            <w:r>
+              <w:t>Marcus Lee</w:t>
+            </w:r>
+          </w:p>
+        </w:tc>
+        <w:tc>
+          <w:tcPr>
+            <w:tcW w:type="dxa" w:w="2160"/>
+          </w:tcPr>
+          <w:p>
+            <w:r>
+              <w:t>10 business days</w:t>
+            </w:r>
+          </w:p>
+        </w:tc>
+        <w:tc>
+          <w:tcPr>
+            <w:tcW w:type="dxa" w:w="2160"/>
+          </w:tcPr>
+          <w:p>
+            <w:r>
+              <w:t>Monitored</w:t>
+            </w:r>
+          </w:p>
+        </w:tc>
+      </w:tr>
+      <w:tr>
+        <w:tc>
+          <w:tcPr>
+            <w:tcW w:type="dxa" w:w="2160"/>
+          </w:tcPr>
+          <w:p>
+            <w:r>
+              <w:t>Sec-6</w:t>
+            </w:r>
+          </w:p>
+        </w:tc>
+        <w:tc>
+          <w:tcPr>
+            <w:tcW w:type="dxa" w:w="2160"/>
+          </w:tcPr>
+          <w:p>
+            <w:r>
+              <w:t>Marcus Lee</w:t>
+            </w:r>
+          </w:p>
+        </w:tc>
+        <w:tc>
+          <w:tcPr>
+            <w:tcW w:type="dxa" w:w="2160"/>
+          </w:tcPr>
+          <w:p>
+            <w:r>
+              <w:t>10 business days</w:t>
+            </w:r>
+          </w:p>
+        </w:tc>
+        <w:tc>
+          <w:tcPr>
+            <w:tcW w:type="dxa" w:w="2160"/>
+          </w:tcPr>
+          <w:p>
+            <w:r>
+              <w:t>Stage 6 Verified</w:t>
+            </w:r>
+          </w:p>
+        </w:tc>
+      </w:tr>
+    </w:tbl>
+    <w:p>
+      <w:r>
+        <w:drawing>
+          <wp:inline xmlns:a="http://schemas.openxmlformats.org/drawingml/2006/main" xmlns:pic="http://schemas.openxmlformats.org/drawingml/2006/picture">
+            <wp:extent cx="5303520" cy="1744579"/>
+            <wp:docPr id="3" name="Picture 3"/>
+            <wp:cNvGraphicFramePr>
+              <a:graphicFrameLocks noChangeAspect="1"/>
+            </wp:cNvGraphicFramePr>
+            <a:graphic>
+              <a:graphicData uri="http://schemas.openxmlformats.org/drawingml/2006/picture">
+                <pic:pic>
+                  <pic:nvPicPr>
+                    <pic:cNvPr id="0" name="image.png"/>
+                    <pic:cNvPicPr/>
+                  </pic:nvPicPr>
+                  <pic:blipFill>
+                    <a:blip r:embed="rId9"/>
+                    <a:stretch>
+                      <a:fillRect/>
+                    </a:stretch>
+                  </pic:blipFill>
+                  <pic:spPr>
+                    <a:xfrm>
+                      <a:off x="0" y="0"/>
+                      <a:ext cx="5303520" cy="1744579"/>
+                    </a:xfrm>
+                    <a:prstGeom prst="rect"/>
+                  </pic:spPr>
+                </pic:pic>
+              </a:graphicData>
+            </a:graphic>
+          </wp:inline>
+        </w:drawing>
+      </w:r>
+    </w:p>
+    <w:p>
+      <w:r>
+        <w:rPr>
+          <w:color w:val="808080"/>
+          <w:sz w:val="16"/>
+        </w:rPr>
+        <w:t>Page 6 of 12 | Sales &amp; Marketing Knowledge Hub | Sales Playbooks | SharePoint Online</w:t>
+      </w:r>
+    </w:p>
+    <w:p>
+      <w:r>
+        <w:br w:type="page"/>
+      </w:r>
+    </w:p>
+    <w:p>
+      <w:pPr>
+        <w:pStyle w:val="Heading1"/>
+      </w:pPr>
+      <w:r>
+        <w:t>Section 7: Risk Register &amp; Mitigations</w:t>
+      </w:r>
+    </w:p>
+    <w:p>
+      <w:r>
+        <w:t>Structured guide for running a first discovery call, including qualifying questions and the handoff criteria into a technical evaluation. Section 7 (Risk Register &amp; Mitigations) applies to Sales Playbooks within Sales &amp; Marketing Knowledge Hub and is maintained by Marcus Lee. Catalogs operational, compliance, and delivery risks alongside preventive mitigations.</w:t>
+      </w:r>
+    </w:p>
+    <w:p>
+      <w:r>
+        <w:t>Operational requirement 7.1: Document discovery notes in the CRM within one business day of the call. Secondary control 7.2: Deals without a confirmed economic buyer by discovery end are flagged for coaching.</w:t>
+      </w:r>
+    </w:p>
+    <w:p>
+      <w:pPr>
+        <w:pStyle w:val="ListBullet"/>
+      </w:pPr>
+      <w:r>
+        <w:t>Document discovery notes in the CRM within one business day of the call.</w:t>
+      </w:r>
+    </w:p>
+    <w:p>
+      <w:pPr>
+        <w:pStyle w:val="ListBullet"/>
+      </w:pPr>
+      <w:r>
+        <w:t>Deals without a confirmed economic buyer by discovery end are flagged for coaching.</w:t>
+      </w:r>
+    </w:p>
+    <w:p>
+      <w:pPr>
+        <w:pStyle w:val="ListBullet"/>
+      </w:pPr>
+      <w:r>
+        <w:t>Section 7 review cadence is tracked by Marcus Lee under Sales Playbooks governance.</w:t>
+      </w:r>
+    </w:p>
+    <w:tbl>
+      <w:tblPr>
+        <w:tblStyle w:val="LightGrid-Accent1"/>
+        <w:tblW w:type="auto" w:w="0"/>
+        <w:tblLook w:firstColumn="1" w:firstRow="1" w:lastColumn="0" w:lastRow="0" w:noHBand="0" w:noVBand="1" w:val="04A0"/>
+      </w:tblPr>
+      <w:tblGrid>
+        <w:gridCol w:w="2160"/>
+        <w:gridCol w:w="2160"/>
+        <w:gridCol w:w="2160"/>
+        <w:gridCol w:w="2160"/>
+      </w:tblGrid>
+      <w:tr>
+        <w:tc>
+          <w:tcPr>
+            <w:tcW w:type="dxa" w:w="2160"/>
+          </w:tcPr>
+          <w:p>
+            <w:r>
+              <w:rPr>
+                <w:b/>
+              </w:rPr>
+              <w:t>Control Area</w:t>
+            </w:r>
+          </w:p>
+        </w:tc>
+        <w:tc>
+          <w:tcPr>
+            <w:tcW w:type="dxa" w:w="2160"/>
+          </w:tcPr>
+          <w:p>
+            <w:r>
+              <w:rPr>
+                <w:b/>
+              </w:rPr>
+              <w:t>Owner</w:t>
+            </w:r>
+          </w:p>
+        </w:tc>
+        <w:tc>
+          <w:tcPr>
+            <w:tcW w:type="dxa" w:w="2160"/>
+          </w:tcPr>
+          <w:p>
+            <w:r>
+              <w:rPr>
+                <w:b/>
+              </w:rPr>
+              <w:t>Target SLA</w:t>
+            </w:r>
+          </w:p>
+        </w:tc>
+        <w:tc>
+          <w:tcPr>
+            <w:tcW w:type="dxa" w:w="2160"/>
+          </w:tcPr>
+          <w:p>
+            <w:r>
+              <w:rPr>
+                <w:b/>
+              </w:rPr>
+              <w:t>Verification Status</w:t>
+            </w:r>
+          </w:p>
+        </w:tc>
+      </w:tr>
+      <w:tr>
+        <w:tc>
+          <w:tcPr>
+            <w:tcW w:type="dxa" w:w="2160"/>
+          </w:tcPr>
+          <w:p>
+            <w:r>
+              <w:t>Sales Playbooks</w:t>
+            </w:r>
+          </w:p>
+        </w:tc>
+        <w:tc>
+          <w:tcPr>
+            <w:tcW w:type="dxa" w:w="2160"/>
+          </w:tcPr>
+          <w:p>
+            <w:r>
+              <w:t>Marcus Lee</w:t>
+            </w:r>
+          </w:p>
+        </w:tc>
+        <w:tc>
+          <w:tcPr>
+            <w:tcW w:type="dxa" w:w="2160"/>
+          </w:tcPr>
+          <w:p>
+            <w:r>
+              <w:t>5 business days</w:t>
+            </w:r>
+          </w:p>
+        </w:tc>
+        <w:tc>
+          <w:tcPr>
+            <w:tcW w:type="dxa" w:w="2160"/>
+          </w:tcPr>
+          <w:p>
+            <w:r>
+              <w:t>Verified</w:t>
+            </w:r>
+          </w:p>
+        </w:tc>
+      </w:tr>
+      <w:tr>
+        <w:tc>
+          <w:tcPr>
+            <w:tcW w:type="dxa" w:w="2160"/>
+          </w:tcPr>
+          <w:p>
+            <w:r>
+              <w:t>Discovery Call Guide Gate 1</w:t>
+            </w:r>
+          </w:p>
+        </w:tc>
+        <w:tc>
+          <w:tcPr>
+            <w:tcW w:type="dxa" w:w="2160"/>
+          </w:tcPr>
+          <w:p>
+            <w:r>
+              <w:t>Marcus Lee</w:t>
+            </w:r>
+          </w:p>
+        </w:tc>
+        <w:tc>
+          <w:tcPr>
+            <w:tcW w:type="dxa" w:w="2160"/>
+          </w:tcPr>
+          <w:p>
+            <w:r>
+              <w:t>3 business days</w:t>
+            </w:r>
+          </w:p>
+        </w:tc>
+        <w:tc>
+          <w:tcPr>
+            <w:tcW w:type="dxa" w:w="2160"/>
+          </w:tcPr>
+          <w:p>
+            <w:r>
+              <w:t>Active</w:t>
+            </w:r>
+          </w:p>
+        </w:tc>
+      </w:tr>
+      <w:tr>
+        <w:tc>
+          <w:tcPr>
+            <w:tcW w:type="dxa" w:w="2160"/>
+          </w:tcPr>
+          <w:p>
+            <w:r>
+              <w:t>Discovery Call Guide Gate 2</w:t>
+            </w:r>
+          </w:p>
+        </w:tc>
+        <w:tc>
+          <w:tcPr>
+            <w:tcW w:type="dxa" w:w="2160"/>
+          </w:tcPr>
+          <w:p>
+            <w:r>
+              <w:t>Marcus Lee</w:t>
+            </w:r>
+          </w:p>
+        </w:tc>
+        <w:tc>
+          <w:tcPr>
+            <w:tcW w:type="dxa" w:w="2160"/>
+          </w:tcPr>
+          <w:p>
+            <w:r>
+              <w:t>10 business days</w:t>
+            </w:r>
+          </w:p>
+        </w:tc>
+        <w:tc>
+          <w:tcPr>
+            <w:tcW w:type="dxa" w:w="2160"/>
+          </w:tcPr>
+          <w:p>
+            <w:r>
+              <w:t>Monitored</w:t>
+            </w:r>
+          </w:p>
+        </w:tc>
+      </w:tr>
+      <w:tr>
+        <w:tc>
+          <w:tcPr>
+            <w:tcW w:type="dxa" w:w="2160"/>
+          </w:tcPr>
+          <w:p>
+            <w:r>
+              <w:t>Sec-7</w:t>
+            </w:r>
+          </w:p>
+        </w:tc>
+        <w:tc>
+          <w:tcPr>
+            <w:tcW w:type="dxa" w:w="2160"/>
+          </w:tcPr>
+          <w:p>
+            <w:r>
+              <w:t>Marcus Lee</w:t>
+            </w:r>
+          </w:p>
+        </w:tc>
+        <w:tc>
+          <w:tcPr>
+            <w:tcW w:type="dxa" w:w="2160"/>
+          </w:tcPr>
+          <w:p>
+            <w:r>
+              <w:t>5 business days</w:t>
+            </w:r>
+          </w:p>
+        </w:tc>
+        <w:tc>
+          <w:tcPr>
+            <w:tcW w:type="dxa" w:w="2160"/>
+          </w:tcPr>
+          <w:p>
+            <w:r>
+              <w:t>Stage 7 Verified</w:t>
+            </w:r>
+          </w:p>
+        </w:tc>
+      </w:tr>
+    </w:tbl>
+    <w:p>
+      <w:r>
+        <w:rPr>
+          <w:color w:val="808080"/>
+          <w:sz w:val="16"/>
+        </w:rPr>
+        <w:t>Page 7 of 12 | Sales &amp; Marketing Knowledge Hub | Sales Playbooks | SharePoint Online</w:t>
+      </w:r>
+    </w:p>
+    <w:p>
+      <w:r>
+        <w:br w:type="page"/>
+      </w:r>
+    </w:p>
+    <w:p>
+      <w:pPr>
+        <w:pStyle w:val="Heading1"/>
+      </w:pPr>
+      <w:r>
+        <w:t>Section 8: Quality Assurance &amp; Audits</w:t>
+      </w:r>
+    </w:p>
+    <w:p>
+      <w:r>
+        <w:t>Structured guide for running a first discovery call, including qualifying questions and the handoff criteria into a technical evaluation. Section 8 (Quality Assurance &amp; Audits) applies to Sales Playbooks within Sales &amp; Marketing Knowledge Hub and is maintained by Marcus Lee. Specifies sampling frequencies, inspection tolerances, and nonconformance workflows.</w:t>
+      </w:r>
+    </w:p>
+    <w:p>
+      <w:r>
+        <w:t>Operational requirement 8.1: Deals without a confirmed economic buyer by discovery end are flagged for coaching. Secondary control 8.2: Open with business context before diving into current tooling or pain points.</w:t>
+      </w:r>
+    </w:p>
+    <w:p>
+      <w:pPr>
+        <w:pStyle w:val="ListBullet"/>
+      </w:pPr>
+      <w:r>
+        <w:t>Deals without a confirmed economic buyer by discovery end are flagged for coaching.</w:t>
+      </w:r>
+    </w:p>
+    <w:p>
+      <w:pPr>
+        <w:pStyle w:val="ListBullet"/>
+      </w:pPr>
+      <w:r>
+        <w:t>Open with business context before diving into current tooling or pain points.</w:t>
+      </w:r>
+    </w:p>
+    <w:p>
+      <w:pPr>
+        <w:pStyle w:val="ListBullet"/>
+      </w:pPr>
+      <w:r>
+        <w:t>Section 8 review cadence is tracked by Marcus Lee under Sales Playbooks governance.</w:t>
+      </w:r>
+    </w:p>
+    <w:tbl>
+      <w:tblPr>
+        <w:tblStyle w:val="LightGrid-Accent1"/>
+        <w:tblW w:type="auto" w:w="0"/>
+        <w:tblLook w:firstColumn="1" w:firstRow="1" w:lastColumn="0" w:lastRow="0" w:noHBand="0" w:noVBand="1" w:val="04A0"/>
+      </w:tblPr>
+      <w:tblGrid>
+        <w:gridCol w:w="2160"/>
+        <w:gridCol w:w="2160"/>
+        <w:gridCol w:w="2160"/>
+        <w:gridCol w:w="2160"/>
+      </w:tblGrid>
+      <w:tr>
+        <w:tc>
+          <w:tcPr>
+            <w:tcW w:type="dxa" w:w="2160"/>
+          </w:tcPr>
+          <w:p>
+            <w:r>
+              <w:rPr>
+                <w:b/>
+              </w:rPr>
+              <w:t>Control Area</w:t>
+            </w:r>
+          </w:p>
+        </w:tc>
+        <w:tc>
+          <w:tcPr>
+            <w:tcW w:type="dxa" w:w="2160"/>
+          </w:tcPr>
+          <w:p>
+            <w:r>
+              <w:rPr>
+                <w:b/>
+              </w:rPr>
+              <w:t>Owner</w:t>
+            </w:r>
+          </w:p>
+        </w:tc>
+        <w:tc>
+          <w:tcPr>
+            <w:tcW w:type="dxa" w:w="2160"/>
+          </w:tcPr>
+          <w:p>
+            <w:r>
+              <w:rPr>
+                <w:b/>
+              </w:rPr>
+              <w:t>Target SLA</w:t>
+            </w:r>
+          </w:p>
+        </w:tc>
+        <w:tc>
+          <w:tcPr>
+            <w:tcW w:type="dxa" w:w="2160"/>
+          </w:tcPr>
+          <w:p>
+            <w:r>
+              <w:rPr>
+                <w:b/>
+              </w:rPr>
+              <w:t>Verification Status</w:t>
+            </w:r>
+          </w:p>
+        </w:tc>
+      </w:tr>
+      <w:tr>
+        <w:tc>
+          <w:tcPr>
+            <w:tcW w:type="dxa" w:w="2160"/>
+          </w:tcPr>
+          <w:p>
+            <w:r>
+              <w:t>Sales Playbooks</w:t>
+            </w:r>
+          </w:p>
+        </w:tc>
+        <w:tc>
+          <w:tcPr>
+            <w:tcW w:type="dxa" w:w="2160"/>
+          </w:tcPr>
+          <w:p>
+            <w:r>
+              <w:t>Marcus Lee</w:t>
+            </w:r>
+          </w:p>
+        </w:tc>
+        <w:tc>
+          <w:tcPr>
+            <w:tcW w:type="dxa" w:w="2160"/>
+          </w:tcPr>
+          <w:p>
+            <w:r>
+              <w:t>5 business days</w:t>
+            </w:r>
+          </w:p>
+        </w:tc>
+        <w:tc>
+          <w:tcPr>
+            <w:tcW w:type="dxa" w:w="2160"/>
+          </w:tcPr>
+          <w:p>
+            <w:r>
+              <w:t>Verified</w:t>
+            </w:r>
+          </w:p>
+        </w:tc>
+      </w:tr>
+      <w:tr>
+        <w:tc>
+          <w:tcPr>
+            <w:tcW w:type="dxa" w:w="2160"/>
+          </w:tcPr>
+          <w:p>
+            <w:r>
+              <w:t>Discovery Call Guide Gate 1</w:t>
+            </w:r>
+          </w:p>
+        </w:tc>
+        <w:tc>
+          <w:tcPr>
+            <w:tcW w:type="dxa" w:w="2160"/>
+          </w:tcPr>
+          <w:p>
+            <w:r>
+              <w:t>Marcus Lee</w:t>
+            </w:r>
+          </w:p>
+        </w:tc>
+        <w:tc>
+          <w:tcPr>
+            <w:tcW w:type="dxa" w:w="2160"/>
+          </w:tcPr>
+          <w:p>
+            <w:r>
+              <w:t>3 business days</w:t>
+            </w:r>
+          </w:p>
+        </w:tc>
+        <w:tc>
+          <w:tcPr>
+            <w:tcW w:type="dxa" w:w="2160"/>
+          </w:tcPr>
+          <w:p>
+            <w:r>
+              <w:t>Active</w:t>
+            </w:r>
+          </w:p>
+        </w:tc>
+      </w:tr>
+      <w:tr>
+        <w:tc>
+          <w:tcPr>
+            <w:tcW w:type="dxa" w:w="2160"/>
+          </w:tcPr>
+          <w:p>
+            <w:r>
+              <w:t>Discovery Call Guide Gate 2</w:t>
+            </w:r>
+          </w:p>
+        </w:tc>
+        <w:tc>
+          <w:tcPr>
+            <w:tcW w:type="dxa" w:w="2160"/>
+          </w:tcPr>
+          <w:p>
+            <w:r>
+              <w:t>Marcus Lee</w:t>
+            </w:r>
+          </w:p>
+        </w:tc>
+        <w:tc>
+          <w:tcPr>
+            <w:tcW w:type="dxa" w:w="2160"/>
+          </w:tcPr>
+          <w:p>
+            <w:r>
+              <w:t>10 business days</w:t>
+            </w:r>
+          </w:p>
+        </w:tc>
+        <w:tc>
+          <w:tcPr>
+            <w:tcW w:type="dxa" w:w="2160"/>
+          </w:tcPr>
+          <w:p>
+            <w:r>
+              <w:t>Monitored</w:t>
+            </w:r>
+          </w:p>
+        </w:tc>
+      </w:tr>
+      <w:tr>
+        <w:tc>
+          <w:tcPr>
+            <w:tcW w:type="dxa" w:w="2160"/>
+          </w:tcPr>
+          <w:p>
+            <w:r>
+              <w:t>Sec-8</w:t>
+            </w:r>
+          </w:p>
+        </w:tc>
+        <w:tc>
+          <w:tcPr>
+            <w:tcW w:type="dxa" w:w="2160"/>
+          </w:tcPr>
+          <w:p>
+            <w:r>
+              <w:t>Marcus Lee</w:t>
+            </w:r>
+          </w:p>
+        </w:tc>
+        <w:tc>
+          <w:tcPr>
+            <w:tcW w:type="dxa" w:w="2160"/>
+          </w:tcPr>
+          <w:p>
+            <w:r>
+              <w:t>3 business days</w:t>
+            </w:r>
+          </w:p>
+        </w:tc>
+        <w:tc>
+          <w:tcPr>
+            <w:tcW w:type="dxa" w:w="2160"/>
+          </w:tcPr>
+          <w:p>
+            <w:r>
+              <w:t>Stage 8 Verified</w:t>
+            </w:r>
+          </w:p>
+        </w:tc>
+      </w:tr>
+    </w:tbl>
+    <w:p>
+      <w:r>
+        <w:drawing>
+          <wp:inline xmlns:a="http://schemas.openxmlformats.org/drawingml/2006/main" xmlns:pic="http://schemas.openxmlformats.org/drawingml/2006/picture">
+            <wp:extent cx="5303520" cy="1744579"/>
+            <wp:docPr id="4" name="Picture 4"/>
+            <wp:cNvGraphicFramePr>
+              <a:graphicFrameLocks noChangeAspect="1"/>
+            </wp:cNvGraphicFramePr>
+            <a:graphic>
+              <a:graphicData uri="http://schemas.openxmlformats.org/drawingml/2006/picture">
+                <pic:pic>
+                  <pic:nvPicPr>
+                    <pic:cNvPr id="0" name="image.png"/>
+                    <pic:cNvPicPr/>
+                  </pic:nvPicPr>
+                  <pic:blipFill>
+                    <a:blip r:embed="rId10"/>
+                    <a:stretch>
+                      <a:fillRect/>
+                    </a:stretch>
+                  </pic:blipFill>
+                  <pic:spPr>
+                    <a:xfrm>
+                      <a:off x="0" y="0"/>
+                      <a:ext cx="5303520" cy="1744579"/>
+                    </a:xfrm>
+                    <a:prstGeom prst="rect"/>
+                  </pic:spPr>
+                </pic:pic>
+              </a:graphicData>
+            </a:graphic>
+          </wp:inline>
+        </w:drawing>
+      </w:r>
+    </w:p>
+    <w:p>
+      <w:r>
+        <w:rPr>
+          <w:color w:val="808080"/>
+          <w:sz w:val="16"/>
+        </w:rPr>
+        <w:t>Page 8 of 12 | Sales &amp; Marketing Knowledge Hub | Sales Playbooks | SharePoint Online</w:t>
+      </w:r>
+    </w:p>
+    <w:p>
+      <w:r>
+        <w:br w:type="page"/>
+      </w:r>
+    </w:p>
+    <w:p>
+      <w:pPr>
+        <w:pStyle w:val="Heading1"/>
+      </w:pPr>
+      <w:r>
+        <w:t>Section 9: Exception Handling &amp; Escalations</w:t>
+      </w:r>
+    </w:p>
+    <w:p>
+      <w:r>
+        <w:t>Structured guide for running a first discovery call, including qualifying questions and the handoff criteria into a technical evaluation. Section 9 (Exception Handling &amp; Escalations) applies to Sales Playbooks within Sales &amp; Marketing Knowledge Hub and is maintained by Marcus Lee. Outlines severity tiers, response SLAs, and cross-functional escalation paths.</w:t>
+      </w:r>
+    </w:p>
+    <w:p>
+      <w:r>
+        <w:t>Operational requirement 9.1: Open with business context before diving into current tooling or pain points. Secondary control 9.2: Qualify budget, timeline, and decision process before scheduling a technical demo.</w:t>
+      </w:r>
+    </w:p>
+    <w:p>
+      <w:pPr>
+        <w:pStyle w:val="ListBullet"/>
+      </w:pPr>
+      <w:r>
+        <w:t>Open with business context before diving into current tooling or pain points.</w:t>
+      </w:r>
+    </w:p>
+    <w:p>
+      <w:pPr>
+        <w:pStyle w:val="ListBullet"/>
+      </w:pPr>
+      <w:r>
+        <w:t>Qualify budget, timeline, and decision process before scheduling a technical demo.</w:t>
+      </w:r>
+    </w:p>
+    <w:p>
+      <w:pPr>
+        <w:pStyle w:val="ListBullet"/>
+      </w:pPr>
+      <w:r>
+        <w:t>Section 9 review cadence is tracked by Marcus Lee under Sales Playbooks governance.</w:t>
+      </w:r>
+    </w:p>
+    <w:tbl>
+      <w:tblPr>
+        <w:tblStyle w:val="LightGrid-Accent1"/>
+        <w:tblW w:type="auto" w:w="0"/>
+        <w:tblLook w:firstColumn="1" w:firstRow="1" w:lastColumn="0" w:lastRow="0" w:noHBand="0" w:noVBand="1" w:val="04A0"/>
+      </w:tblPr>
+      <w:tblGrid>
+        <w:gridCol w:w="2160"/>
+        <w:gridCol w:w="2160"/>
+        <w:gridCol w:w="2160"/>
+        <w:gridCol w:w="2160"/>
+      </w:tblGrid>
+      <w:tr>
+        <w:tc>
+          <w:tcPr>
+            <w:tcW w:type="dxa" w:w="2160"/>
+          </w:tcPr>
+          <w:p>
+            <w:r>
+              <w:rPr>
+                <w:b/>
+              </w:rPr>
+              <w:t>Control Area</w:t>
+            </w:r>
+          </w:p>
+        </w:tc>
+        <w:tc>
+          <w:tcPr>
+            <w:tcW w:type="dxa" w:w="2160"/>
+          </w:tcPr>
+          <w:p>
+            <w:r>
+              <w:rPr>
+                <w:b/>
+              </w:rPr>
+              <w:t>Owner</w:t>
+            </w:r>
+          </w:p>
+        </w:tc>
+        <w:tc>
+          <w:tcPr>
+            <w:tcW w:type="dxa" w:w="2160"/>
+          </w:tcPr>
+          <w:p>
+            <w:r>
+              <w:rPr>
+                <w:b/>
+              </w:rPr>
+              <w:t>Target SLA</w:t>
+            </w:r>
+          </w:p>
+        </w:tc>
+        <w:tc>
+          <w:tcPr>
+            <w:tcW w:type="dxa" w:w="2160"/>
+          </w:tcPr>
+          <w:p>
+            <w:r>
+              <w:rPr>
+                <w:b/>
+              </w:rPr>
+              <w:t>Verification Status</w:t>
+            </w:r>
+          </w:p>
+        </w:tc>
+      </w:tr>
+      <w:tr>
+        <w:tc>
+          <w:tcPr>
+            <w:tcW w:type="dxa" w:w="2160"/>
+          </w:tcPr>
+          <w:p>
+            <w:r>
+              <w:t>Sales Playbooks</w:t>
+            </w:r>
+          </w:p>
+        </w:tc>
+        <w:tc>
+          <w:tcPr>
+            <w:tcW w:type="dxa" w:w="2160"/>
+          </w:tcPr>
+          <w:p>
+            <w:r>
+              <w:t>Marcus Lee</w:t>
+            </w:r>
+          </w:p>
+        </w:tc>
+        <w:tc>
+          <w:tcPr>
+            <w:tcW w:type="dxa" w:w="2160"/>
+          </w:tcPr>
+          <w:p>
+            <w:r>
+              <w:t>5 business days</w:t>
+            </w:r>
+          </w:p>
+        </w:tc>
+        <w:tc>
+          <w:tcPr>
+            <w:tcW w:type="dxa" w:w="2160"/>
+          </w:tcPr>
+          <w:p>
+            <w:r>
+              <w:t>Verified</w:t>
+            </w:r>
+          </w:p>
+        </w:tc>
+      </w:tr>
+      <w:tr>
+        <w:tc>
+          <w:tcPr>
+            <w:tcW w:type="dxa" w:w="2160"/>
+          </w:tcPr>
+          <w:p>
+            <w:r>
+              <w:t>Discovery Call Guide Gate 1</w:t>
+            </w:r>
+          </w:p>
+        </w:tc>
+        <w:tc>
+          <w:tcPr>
+            <w:tcW w:type="dxa" w:w="2160"/>
+          </w:tcPr>
+          <w:p>
+            <w:r>
+              <w:t>Marcus Lee</w:t>
+            </w:r>
+          </w:p>
+        </w:tc>
+        <w:tc>
+          <w:tcPr>
+            <w:tcW w:type="dxa" w:w="2160"/>
+          </w:tcPr>
+          <w:p>
+            <w:r>
+              <w:t>3 business days</w:t>
+            </w:r>
+          </w:p>
+        </w:tc>
+        <w:tc>
+          <w:tcPr>
+            <w:tcW w:type="dxa" w:w="2160"/>
+          </w:tcPr>
+          <w:p>
+            <w:r>
+              <w:t>Active</w:t>
+            </w:r>
+          </w:p>
+        </w:tc>
+      </w:tr>
+      <w:tr>
+        <w:tc>
+          <w:tcPr>
+            <w:tcW w:type="dxa" w:w="2160"/>
+          </w:tcPr>
+          <w:p>
+            <w:r>
+              <w:t>Discovery Call Guide Gate 2</w:t>
+            </w:r>
+          </w:p>
+        </w:tc>
+        <w:tc>
+          <w:tcPr>
+            <w:tcW w:type="dxa" w:w="2160"/>
+          </w:tcPr>
+          <w:p>
+            <w:r>
+              <w:t>Marcus Lee</w:t>
+            </w:r>
+          </w:p>
+        </w:tc>
+        <w:tc>
+          <w:tcPr>
+            <w:tcW w:type="dxa" w:w="2160"/>
+          </w:tcPr>
+          <w:p>
+            <w:r>
+              <w:t>10 business days</w:t>
+            </w:r>
+          </w:p>
+        </w:tc>
+        <w:tc>
+          <w:tcPr>
+            <w:tcW w:type="dxa" w:w="2160"/>
+          </w:tcPr>
+          <w:p>
+            <w:r>
+              <w:t>Monitored</w:t>
+            </w:r>
+          </w:p>
+        </w:tc>
+      </w:tr>
+      <w:tr>
+        <w:tc>
+          <w:tcPr>
+            <w:tcW w:type="dxa" w:w="2160"/>
+          </w:tcPr>
+          <w:p>
+            <w:r>
+              <w:t>Sec-9</w:t>
+            </w:r>
+          </w:p>
+        </w:tc>
+        <w:tc>
+          <w:tcPr>
+            <w:tcW w:type="dxa" w:w="2160"/>
+          </w:tcPr>
+          <w:p>
+            <w:r>
+              <w:t>Marcus Lee</w:t>
+            </w:r>
+          </w:p>
+        </w:tc>
+        <w:tc>
+          <w:tcPr>
+            <w:tcW w:type="dxa" w:w="2160"/>
+          </w:tcPr>
+          <w:p>
+            <w:r>
+              <w:t>10 business days</w:t>
+            </w:r>
+          </w:p>
+        </w:tc>
+        <w:tc>
+          <w:tcPr>
+            <w:tcW w:type="dxa" w:w="2160"/>
+          </w:tcPr>
+          <w:p>
+            <w:r>
+              <w:t>Stage 9 Verified</w:t>
+            </w:r>
+          </w:p>
+        </w:tc>
+      </w:tr>
+    </w:tbl>
+    <w:p>
+      <w:r>
+        <w:drawing>
+          <wp:inline xmlns:a="http://schemas.openxmlformats.org/drawingml/2006/main" xmlns:pic="http://schemas.openxmlformats.org/drawingml/2006/picture">
+            <wp:extent cx="5303520" cy="1744579"/>
+            <wp:docPr id="5" name="Picture 5"/>
+            <wp:cNvGraphicFramePr>
+              <a:graphicFrameLocks noChangeAspect="1"/>
+            </wp:cNvGraphicFramePr>
+            <a:graphic>
+              <a:graphicData uri="http://schemas.openxmlformats.org/drawingml/2006/picture">
+                <pic:pic>
+                  <pic:nvPicPr>
+                    <pic:cNvPr id="0" name="image.png"/>
+                    <pic:cNvPicPr/>
+                  </pic:nvPicPr>
+                  <pic:blipFill>
+                    <a:blip r:embed="rId9"/>
+                    <a:stretch>
+                      <a:fillRect/>
+                    </a:stretch>
+                  </pic:blipFill>
+                  <pic:spPr>
+                    <a:xfrm>
+                      <a:off x="0" y="0"/>
+                      <a:ext cx="5303520" cy="1744579"/>
+                    </a:xfrm>
+                    <a:prstGeom prst="rect"/>
+                  </pic:spPr>
+                </pic:pic>
+              </a:graphicData>
+            </a:graphic>
+          </wp:inline>
+        </w:drawing>
+      </w:r>
+    </w:p>
+    <w:p>
+      <w:r>
+        <w:rPr>
+          <w:color w:val="808080"/>
+          <w:sz w:val="16"/>
+        </w:rPr>
+        <w:t>Page 9 of 12 | Sales &amp; Marketing Knowledge Hub | Sales Playbooks | SharePoint Online</w:t>
+      </w:r>
+    </w:p>
+    <w:p>
+      <w:r>
+        <w:br w:type="page"/>
+      </w:r>
+    </w:p>
+    <w:p>
+      <w:pPr>
+        <w:pStyle w:val="Heading1"/>
+      </w:pPr>
+      <w:r>
+        <w:t>Section 10: Cross-Functional Dependencies</w:t>
+      </w:r>
+    </w:p>
+    <w:p>
+      <w:r>
+        <w:t>Structured guide for running a first discovery call, including qualifying questions and the handoff criteria into a technical evaluation. Section 10 (Cross-Functional Dependencies) applies to Sales Playbooks within Sales &amp; Marketing Knowledge Hub and is maintained by Marcus Lee. Documents upstream and downstream team dependencies and service-level commitments.</w:t>
+      </w:r>
+    </w:p>
+    <w:p>
+      <w:r>
+        <w:t>Operational requirement 10.1: Qualify budget, timeline, and decision process before scheduling a technical demo. Secondary control 10.2: Document discovery notes in the CRM within one business day of the call.</w:t>
+      </w:r>
+    </w:p>
+    <w:p>
+      <w:pPr>
+        <w:pStyle w:val="ListBullet"/>
+      </w:pPr>
+      <w:r>
+        <w:t>Qualify budget, timeline, and decision process before scheduling a technical demo.</w:t>
+      </w:r>
+    </w:p>
+    <w:p>
+      <w:pPr>
+        <w:pStyle w:val="ListBullet"/>
+      </w:pPr>
+      <w:r>
+        <w:t>Document discovery notes in the CRM within one business day of the call.</w:t>
+      </w:r>
+    </w:p>
+    <w:p>
+      <w:pPr>
+        <w:pStyle w:val="ListBullet"/>
+      </w:pPr>
+      <w:r>
+        <w:t>Section 10 review cadence is tracked by Marcus Lee under Sales Playbooks governance.</w:t>
+      </w:r>
+    </w:p>
+    <w:tbl>
+      <w:tblPr>
+        <w:tblStyle w:val="LightGrid-Accent1"/>
+        <w:tblW w:type="auto" w:w="0"/>
+        <w:tblLook w:firstColumn="1" w:firstRow="1" w:lastColumn="0" w:lastRow="0" w:noHBand="0" w:noVBand="1" w:val="04A0"/>
+      </w:tblPr>
+      <w:tblGrid>
+        <w:gridCol w:w="2160"/>
+        <w:gridCol w:w="2160"/>
+        <w:gridCol w:w="2160"/>
+        <w:gridCol w:w="2160"/>
+      </w:tblGrid>
+      <w:tr>
+        <w:tc>
+          <w:tcPr>
+            <w:tcW w:type="dxa" w:w="2160"/>
+          </w:tcPr>
+          <w:p>
+            <w:r>
+              <w:rPr>
+                <w:b/>
+              </w:rPr>
+              <w:t>Control Area</w:t>
+            </w:r>
+          </w:p>
+        </w:tc>
+        <w:tc>
+          <w:tcPr>
+            <w:tcW w:type="dxa" w:w="2160"/>
+          </w:tcPr>
+          <w:p>
+            <w:r>
+              <w:rPr>
+                <w:b/>
+              </w:rPr>
+              <w:t>Owner</w:t>
+            </w:r>
+          </w:p>
+        </w:tc>
+        <w:tc>
+          <w:tcPr>
+            <w:tcW w:type="dxa" w:w="2160"/>
+          </w:tcPr>
+          <w:p>
+            <w:r>
+              <w:rPr>
+                <w:b/>
+              </w:rPr>
+              <w:t>Target SLA</w:t>
+            </w:r>
+          </w:p>
+        </w:tc>
+        <w:tc>
+          <w:tcPr>
+            <w:tcW w:type="dxa" w:w="2160"/>
+          </w:tcPr>
+          <w:p>
+            <w:r>
+              <w:rPr>
+                <w:b/>
+              </w:rPr>
+              <w:t>Verification Status</w:t>
+            </w:r>
+          </w:p>
+        </w:tc>
+      </w:tr>
+      <w:tr>
+        <w:tc>
+          <w:tcPr>
+            <w:tcW w:type="dxa" w:w="2160"/>
+          </w:tcPr>
+          <w:p>
+            <w:r>
+              <w:t>Sales Playbooks</w:t>
+            </w:r>
+          </w:p>
+        </w:tc>
+        <w:tc>
+          <w:tcPr>
+            <w:tcW w:type="dxa" w:w="2160"/>
+          </w:tcPr>
+          <w:p>
+            <w:r>
+              <w:t>Marcus Lee</w:t>
+            </w:r>
+          </w:p>
+        </w:tc>
+        <w:tc>
+          <w:tcPr>
+            <w:tcW w:type="dxa" w:w="2160"/>
+          </w:tcPr>
+          <w:p>
+            <w:r>
+              <w:t>5 business days</w:t>
+            </w:r>
+          </w:p>
+        </w:tc>
+        <w:tc>
+          <w:tcPr>
+            <w:tcW w:type="dxa" w:w="2160"/>
+          </w:tcPr>
+          <w:p>
+            <w:r>
+              <w:t>Verified</w:t>
+            </w:r>
+          </w:p>
+        </w:tc>
+      </w:tr>
+      <w:tr>
+        <w:tc>
+          <w:tcPr>
+            <w:tcW w:type="dxa" w:w="2160"/>
+          </w:tcPr>
+          <w:p>
+            <w:r>
+              <w:t>Discovery Call Guide Gate 1</w:t>
+            </w:r>
+          </w:p>
+        </w:tc>
+        <w:tc>
+          <w:tcPr>
+            <w:tcW w:type="dxa" w:w="2160"/>
+          </w:tcPr>
+          <w:p>
+            <w:r>
+              <w:t>Marcus Lee</w:t>
+            </w:r>
+          </w:p>
+        </w:tc>
+        <w:tc>
+          <w:tcPr>
+            <w:tcW w:type="dxa" w:w="2160"/>
+          </w:tcPr>
+          <w:p>
+            <w:r>
+              <w:t>3 business days</w:t>
+            </w:r>
+          </w:p>
+        </w:tc>
+        <w:tc>
+          <w:tcPr>
+            <w:tcW w:type="dxa" w:w="2160"/>
+          </w:tcPr>
+          <w:p>
+            <w:r>
+              <w:t>Active</w:t>
+            </w:r>
+          </w:p>
+        </w:tc>
+      </w:tr>
+      <w:tr>
+        <w:tc>
+          <w:tcPr>
+            <w:tcW w:type="dxa" w:w="2160"/>
+          </w:tcPr>
+          <w:p>
+            <w:r>
+              <w:t>Discovery Call Guide Gate 2</w:t>
+            </w:r>
+          </w:p>
+        </w:tc>
+        <w:tc>
+          <w:tcPr>
+            <w:tcW w:type="dxa" w:w="2160"/>
+          </w:tcPr>
+          <w:p>
+            <w:r>
+              <w:t>Marcus Lee</w:t>
+            </w:r>
+          </w:p>
+        </w:tc>
+        <w:tc>
+          <w:tcPr>
+            <w:tcW w:type="dxa" w:w="2160"/>
+          </w:tcPr>
+          <w:p>
+            <w:r>
+              <w:t>10 business days</w:t>
+            </w:r>
+          </w:p>
+        </w:tc>
+        <w:tc>
+          <w:tcPr>
+            <w:tcW w:type="dxa" w:w="2160"/>
+          </w:tcPr>
+          <w:p>
+            <w:r>
+              <w:t>Monitored</w:t>
+            </w:r>
+          </w:p>
+        </w:tc>
+      </w:tr>
+      <w:tr>
+        <w:tc>
+          <w:tcPr>
+            <w:tcW w:type="dxa" w:w="2160"/>
+          </w:tcPr>
+          <w:p>
+            <w:r>
+              <w:t>Sec-10</w:t>
+            </w:r>
+          </w:p>
+        </w:tc>
+        <w:tc>
+          <w:tcPr>
+            <w:tcW w:type="dxa" w:w="2160"/>
+          </w:tcPr>
+          <w:p>
+            <w:r>
+              <w:t>Marcus Lee</w:t>
+            </w:r>
+          </w:p>
+        </w:tc>
+        <w:tc>
+          <w:tcPr>
+            <w:tcW w:type="dxa" w:w="2160"/>
+          </w:tcPr>
+          <w:p>
+            <w:r>
+              <w:t>5 business days</w:t>
+            </w:r>
+          </w:p>
+        </w:tc>
+        <w:tc>
+          <w:tcPr>
+            <w:tcW w:type="dxa" w:w="2160"/>
+          </w:tcPr>
+          <w:p>
+            <w:r>
+              <w:t>Stage 10 Verified</w:t>
+            </w:r>
+          </w:p>
+        </w:tc>
+      </w:tr>
+    </w:tbl>
+    <w:p>
+      <w:r>
+        <w:rPr>
+          <w:color w:val="808080"/>
+          <w:sz w:val="16"/>
+        </w:rPr>
+        <w:t>Page 10 of 12 | Sales &amp; Marketing Knowledge Hub | Sales Playbooks | SharePoint Online</w:t>
+      </w:r>
+    </w:p>
+    <w:p>
+      <w:r>
+        <w:br w:type="page"/>
+      </w:r>
+    </w:p>
+    <w:p>
+      <w:pPr>
+        <w:pStyle w:val="Heading1"/>
+      </w:pPr>
+      <w:r>
+        <w:t>Section 11: Continuous Improvement Roadmap</w:t>
+      </w:r>
+    </w:p>
+    <w:p>
+      <w:r>
+        <w:t>Structured guide for running a first discovery call, including qualifying questions and the handoff criteria into a technical evaluation. Section 11 (Continuous Improvement Roadmap) applies to Sales Playbooks within Sales &amp; Marketing Knowledge Hub and is maintained by Marcus Lee. Schedules quarterly optimization milestones, automation targets, and capability reviews.</w:t>
+      </w:r>
+    </w:p>
+    <w:p>
+      <w:r>
+        <w:t>Operational requirement 11.1: Document discovery notes in the CRM within one business day of the call. Secondary control 11.2: Deals without a confirmed economic buyer by discovery end are flagged for coaching.</w:t>
+      </w:r>
+    </w:p>
+    <w:p>
+      <w:pPr>
+        <w:pStyle w:val="ListBullet"/>
+      </w:pPr>
+      <w:r>
+        <w:t>Document discovery notes in the CRM within one business day of the call.</w:t>
+      </w:r>
+    </w:p>
+    <w:p>
+      <w:pPr>
+        <w:pStyle w:val="ListBullet"/>
+      </w:pPr>
+      <w:r>
+        <w:t>Deals without a confirmed economic buyer by discovery end are flagged for coaching.</w:t>
+      </w:r>
+    </w:p>
+    <w:p>
+      <w:pPr>
+        <w:pStyle w:val="ListBullet"/>
+      </w:pPr>
+      <w:r>
+        <w:t>Section 11 review cadence is tracked by Marcus Lee under Sales Playbooks governance.</w:t>
+      </w:r>
+    </w:p>
+    <w:tbl>
+      <w:tblPr>
+        <w:tblStyle w:val="LightGrid-Accent1"/>
+        <w:tblW w:type="auto" w:w="0"/>
+        <w:tblLook w:firstColumn="1" w:firstRow="1" w:lastColumn="0" w:lastRow="0" w:noHBand="0" w:noVBand="1" w:val="04A0"/>
+      </w:tblPr>
+      <w:tblGrid>
+        <w:gridCol w:w="2160"/>
+        <w:gridCol w:w="2160"/>
+        <w:gridCol w:w="2160"/>
+        <w:gridCol w:w="2160"/>
+      </w:tblGrid>
+      <w:tr>
+        <w:tc>
+          <w:tcPr>
+            <w:tcW w:type="dxa" w:w="2160"/>
+          </w:tcPr>
+          <w:p>
+            <w:r>
+              <w:rPr>
+                <w:b/>
+              </w:rPr>
+              <w:t>Control Area</w:t>
+            </w:r>
+          </w:p>
+        </w:tc>
+        <w:tc>
+          <w:tcPr>
+            <w:tcW w:type="dxa" w:w="2160"/>
+          </w:tcPr>
+          <w:p>
+            <w:r>
+              <w:rPr>
+                <w:b/>
+              </w:rPr>
+              <w:t>Owner</w:t>
+            </w:r>
+          </w:p>
+        </w:tc>
+        <w:tc>
+          <w:tcPr>
+            <w:tcW w:type="dxa" w:w="2160"/>
+          </w:tcPr>
+          <w:p>
+            <w:r>
+              <w:rPr>
+                <w:b/>
+              </w:rPr>
+              <w:t>Target SLA</w:t>
+            </w:r>
+          </w:p>
+        </w:tc>
+        <w:tc>
+          <w:tcPr>
+            <w:tcW w:type="dxa" w:w="2160"/>
+          </w:tcPr>
+          <w:p>
+            <w:r>
+              <w:rPr>
+                <w:b/>
+              </w:rPr>
+              <w:t>Verification Status</w:t>
+            </w:r>
+          </w:p>
+        </w:tc>
+      </w:tr>
+      <w:tr>
+        <w:tc>
+          <w:tcPr>
+            <w:tcW w:type="dxa" w:w="2160"/>
+          </w:tcPr>
+          <w:p>
+            <w:r>
+              <w:t>Sales Playbooks</w:t>
+            </w:r>
+          </w:p>
+        </w:tc>
+        <w:tc>
+          <w:tcPr>
+            <w:tcW w:type="dxa" w:w="2160"/>
+          </w:tcPr>
+          <w:p>
+            <w:r>
+              <w:t>Marcus Lee</w:t>
+            </w:r>
+          </w:p>
+        </w:tc>
+        <w:tc>
+          <w:tcPr>
+            <w:tcW w:type="dxa" w:w="2160"/>
+          </w:tcPr>
+          <w:p>
+            <w:r>
+              <w:t>5 business days</w:t>
+            </w:r>
+          </w:p>
+        </w:tc>
+        <w:tc>
+          <w:tcPr>
+            <w:tcW w:type="dxa" w:w="2160"/>
+          </w:tcPr>
+          <w:p>
+            <w:r>
+              <w:t>Verified</w:t>
+            </w:r>
+          </w:p>
+        </w:tc>
+      </w:tr>
+      <w:tr>
+        <w:tc>
+          <w:tcPr>
+            <w:tcW w:type="dxa" w:w="2160"/>
+          </w:tcPr>
+          <w:p>
+            <w:r>
+              <w:t>Discovery Call Guide Gate 1</w:t>
+            </w:r>
+          </w:p>
+        </w:tc>
+        <w:tc>
+          <w:tcPr>
+            <w:tcW w:type="dxa" w:w="2160"/>
+          </w:tcPr>
+          <w:p>
+            <w:r>
+              <w:t>Marcus Lee</w:t>
+            </w:r>
+          </w:p>
+        </w:tc>
+        <w:tc>
+          <w:tcPr>
+            <w:tcW w:type="dxa" w:w="2160"/>
+          </w:tcPr>
+          <w:p>
+            <w:r>
+              <w:t>3 business days</w:t>
+            </w:r>
+          </w:p>
+        </w:tc>
+        <w:tc>
+          <w:tcPr>
+            <w:tcW w:type="dxa" w:w="2160"/>
+          </w:tcPr>
+          <w:p>
+            <w:r>
+              <w:t>Active</w:t>
+            </w:r>
+          </w:p>
+        </w:tc>
+      </w:tr>
+      <w:tr>
+        <w:tc>
+          <w:tcPr>
+            <w:tcW w:type="dxa" w:w="2160"/>
+          </w:tcPr>
+          <w:p>
+            <w:r>
+              <w:t>Discovery Call Guide Gate 2</w:t>
+            </w:r>
+          </w:p>
+        </w:tc>
+        <w:tc>
+          <w:tcPr>
+            <w:tcW w:type="dxa" w:w="2160"/>
+          </w:tcPr>
+          <w:p>
+            <w:r>
+              <w:t>Marcus Lee</w:t>
+            </w:r>
+          </w:p>
+        </w:tc>
+        <w:tc>
+          <w:tcPr>
+            <w:tcW w:type="dxa" w:w="2160"/>
+          </w:tcPr>
+          <w:p>
+            <w:r>
+              <w:t>10 business days</w:t>
+            </w:r>
+          </w:p>
+        </w:tc>
+        <w:tc>
+          <w:tcPr>
+            <w:tcW w:type="dxa" w:w="2160"/>
+          </w:tcPr>
+          <w:p>
+            <w:r>
+              <w:t>Monitored</w:t>
+            </w:r>
+          </w:p>
+        </w:tc>
+      </w:tr>
+      <w:tr>
+        <w:tc>
+          <w:tcPr>
+            <w:tcW w:type="dxa" w:w="2160"/>
+          </w:tcPr>
+          <w:p>
+            <w:r>
+              <w:t>Sec-11</w:t>
+            </w:r>
+          </w:p>
+        </w:tc>
+        <w:tc>
+          <w:tcPr>
+            <w:tcW w:type="dxa" w:w="2160"/>
+          </w:tcPr>
+          <w:p>
+            <w:r>
+              <w:t>Marcus Lee</w:t>
+            </w:r>
+          </w:p>
+        </w:tc>
+        <w:tc>
+          <w:tcPr>
+            <w:tcW w:type="dxa" w:w="2160"/>
+          </w:tcPr>
+          <w:p>
+            <w:r>
+              <w:t>3 business days</w:t>
+            </w:r>
+          </w:p>
+        </w:tc>
+        <w:tc>
+          <w:tcPr>
+            <w:tcW w:type="dxa" w:w="2160"/>
+          </w:tcPr>
+          <w:p>
+            <w:r>
+              <w:t>Stage 11 Verified</w:t>
+            </w:r>
+          </w:p>
+        </w:tc>
+      </w:tr>
+    </w:tbl>
+    <w:p>
+      <w:r>
+        <w:drawing>
+          <wp:inline xmlns:a="http://schemas.openxmlformats.org/drawingml/2006/main" xmlns:pic="http://schemas.openxmlformats.org/drawingml/2006/picture">
+            <wp:extent cx="5303520" cy="1744579"/>
+            <wp:docPr id="6" name="Picture 6"/>
+            <wp:cNvGraphicFramePr>
+              <a:graphicFrameLocks noChangeAspect="1"/>
+            </wp:cNvGraphicFramePr>
+            <a:graphic>
+              <a:graphicData uri="http://schemas.openxmlformats.org/drawingml/2006/picture">
+                <pic:pic>
+                  <pic:nvPicPr>
+                    <pic:cNvPr id="0" name="image.png"/>
+                    <pic:cNvPicPr/>
+                  </pic:nvPicPr>
+                  <pic:blipFill>
+                    <a:blip r:embed="rId10"/>
+                    <a:stretch>
+                      <a:fillRect/>
+                    </a:stretch>
+                  </pic:blipFill>
+                  <pic:spPr>
+                    <a:xfrm>
+                      <a:off x="0" y="0"/>
+                      <a:ext cx="5303520" cy="1744579"/>
+                    </a:xfrm>
+                    <a:prstGeom prst="rect"/>
+                  </pic:spPr>
+                </pic:pic>
+              </a:graphicData>
+            </a:graphic>
+          </wp:inline>
+        </w:drawing>
+      </w:r>
+    </w:p>
+    <w:p>
+      <w:r>
+        <w:rPr>
+          <w:color w:val="808080"/>
+          <w:sz w:val="16"/>
+        </w:rPr>
+        <w:t>Page 11 of 12 | Sales &amp; Marketing Knowledge Hub | Sales Playbooks | SharePoint Online</w:t>
+      </w:r>
+    </w:p>
+    <w:p>
+      <w:r>
+        <w:br w:type="page"/>
+      </w:r>
+    </w:p>
+    <w:p>
+      <w:pPr>
+        <w:pStyle w:val="Heading1"/>
+      </w:pPr>
+      <w:r>
+        <w:t>Section 12: Appendix, Lineage &amp; Sign-off</w:t>
+      </w:r>
+    </w:p>
+    <w:p>
+      <w:r>
+        <w:t>Structured guide for running a first discovery call, including qualifying questions and the handoff criteria into a technical evaluation. Section 12 (Appendix, Lineage &amp; Sign-off) applies to Sales Playbooks within Sales &amp; Marketing Knowledge Hub and is maintained by Marcus Lee. Records document lineage, governance metadata, version history, and owner sign-off.</w:t>
+      </w:r>
+    </w:p>
+    <w:p>
+      <w:r>
+        <w:t>Operational requirement 12.1: Deals without a confirmed economic buyer by discovery end are flagged for coaching. Secondary control 12.2: Open with business context before diving into current tooling or pain points.</w:t>
+      </w:r>
+    </w:p>
+    <w:p>
+      <w:pPr>
+        <w:pStyle w:val="ListBullet"/>
+      </w:pPr>
+      <w:r>
+        <w:t>Deals without a confirmed economic buyer by discovery end are flagged for coaching.</w:t>
+      </w:r>
+    </w:p>
+    <w:p>
+      <w:pPr>
+        <w:pStyle w:val="ListBullet"/>
+      </w:pPr>
+      <w:r>
+        <w:t>Open with business context before diving into current tooling or pain points.</w:t>
+      </w:r>
+    </w:p>
+    <w:p>
+      <w:pPr>
+        <w:pStyle w:val="ListBullet"/>
+      </w:pPr>
+      <w:r>
+        <w:t>Section 12 review cadence is tracked by Marcus Lee under Sales Playbooks governance.</w:t>
+      </w:r>
+    </w:p>
+    <w:tbl>
+      <w:tblPr>
+        <w:tblStyle w:val="LightGrid-Accent1"/>
+        <w:tblW w:type="auto" w:w="0"/>
+        <w:tblLook w:firstColumn="1" w:firstRow="1" w:lastColumn="0" w:lastRow="0" w:noHBand="0" w:noVBand="1" w:val="04A0"/>
+      </w:tblPr>
+      <w:tblGrid>
+        <w:gridCol w:w="2160"/>
+        <w:gridCol w:w="2160"/>
+        <w:gridCol w:w="2160"/>
+        <w:gridCol w:w="2160"/>
+      </w:tblGrid>
+      <w:tr>
+        <w:tc>
+          <w:tcPr>
+            <w:tcW w:type="dxa" w:w="2160"/>
+          </w:tcPr>
+          <w:p>
+            <w:r>
+              <w:rPr>
+                <w:b/>
+              </w:rPr>
+              <w:t>Control Area</w:t>
+            </w:r>
+          </w:p>
+        </w:tc>
+        <w:tc>
+          <w:tcPr>
+            <w:tcW w:type="dxa" w:w="2160"/>
+          </w:tcPr>
+          <w:p>
+            <w:r>
+              <w:rPr>
+                <w:b/>
+              </w:rPr>
+              <w:t>Owner</w:t>
+            </w:r>
+          </w:p>
+        </w:tc>
+        <w:tc>
+          <w:tcPr>
+            <w:tcW w:type="dxa" w:w="2160"/>
+          </w:tcPr>
+          <w:p>
+            <w:r>
+              <w:rPr>
+                <w:b/>
+              </w:rPr>
+              <w:t>Target SLA</w:t>
+            </w:r>
+          </w:p>
+        </w:tc>
+        <w:tc>
+          <w:tcPr>
+            <w:tcW w:type="dxa" w:w="2160"/>
+          </w:tcPr>
+          <w:p>
+            <w:r>
+              <w:rPr>
+                <w:b/>
+              </w:rPr>
+              <w:t>Verification Status</w:t>
+            </w:r>
+          </w:p>
+        </w:tc>
+      </w:tr>
+      <w:tr>
+        <w:tc>
+          <w:tcPr>
+            <w:tcW w:type="dxa" w:w="2160"/>
+          </w:tcPr>
+          <w:p>
+            <w:r>
+              <w:t>Sales Playbooks</w:t>
+            </w:r>
+          </w:p>
+        </w:tc>
+        <w:tc>
+          <w:tcPr>
+            <w:tcW w:type="dxa" w:w="2160"/>
+          </w:tcPr>
+          <w:p>
+            <w:r>
+              <w:t>Marcus Lee</w:t>
+            </w:r>
+          </w:p>
+        </w:tc>
+        <w:tc>
+          <w:tcPr>
+            <w:tcW w:type="dxa" w:w="2160"/>
+          </w:tcPr>
+          <w:p>
+            <w:r>
+              <w:t>5 business days</w:t>
+            </w:r>
+          </w:p>
+        </w:tc>
+        <w:tc>
+          <w:tcPr>
+            <w:tcW w:type="dxa" w:w="2160"/>
+          </w:tcPr>
+          <w:p>
+            <w:r>
+              <w:t>Verified</w:t>
+            </w:r>
+          </w:p>
+        </w:tc>
+      </w:tr>
+      <w:tr>
+        <w:tc>
+          <w:tcPr>
+            <w:tcW w:type="dxa" w:w="2160"/>
+          </w:tcPr>
+          <w:p>
+            <w:r>
+              <w:t>Discovery Call Guide Gate 1</w:t>
+            </w:r>
+          </w:p>
+        </w:tc>
+        <w:tc>
+          <w:tcPr>
+            <w:tcW w:type="dxa" w:w="2160"/>
+          </w:tcPr>
+          <w:p>
+            <w:r>
+              <w:t>Marcus Lee</w:t>
+            </w:r>
+          </w:p>
+        </w:tc>
+        <w:tc>
+          <w:tcPr>
+            <w:tcW w:type="dxa" w:w="2160"/>
+          </w:tcPr>
+          <w:p>
+            <w:r>
+              <w:t>3 business days</w:t>
+            </w:r>
+          </w:p>
+        </w:tc>
+        <w:tc>
+          <w:tcPr>
+            <w:tcW w:type="dxa" w:w="2160"/>
+          </w:tcPr>
+          <w:p>
+            <w:r>
+              <w:t>Active</w:t>
+            </w:r>
+          </w:p>
+        </w:tc>
+      </w:tr>
+      <w:tr>
+        <w:tc>
+          <w:tcPr>
+            <w:tcW w:type="dxa" w:w="2160"/>
+          </w:tcPr>
+          <w:p>
+            <w:r>
+              <w:t>Discovery Call Guide Gate 2</w:t>
+            </w:r>
+          </w:p>
+        </w:tc>
+        <w:tc>
+          <w:tcPr>
+            <w:tcW w:type="dxa" w:w="2160"/>
+          </w:tcPr>
+          <w:p>
+            <w:r>
+              <w:t>Marcus Lee</w:t>
+            </w:r>
+          </w:p>
+        </w:tc>
+        <w:tc>
+          <w:tcPr>
+            <w:tcW w:type="dxa" w:w="2160"/>
+          </w:tcPr>
+          <w:p>
+            <w:r>
+              <w:t>10 business days</w:t>
+            </w:r>
+          </w:p>
+        </w:tc>
+        <w:tc>
+          <w:tcPr>
+            <w:tcW w:type="dxa" w:w="2160"/>
+          </w:tcPr>
+          <w:p>
+            <w:r>
+              <w:t>Monitored</w:t>
+            </w:r>
+          </w:p>
+        </w:tc>
+      </w:tr>
+      <w:tr>
+        <w:tc>
+          <w:tcPr>
+            <w:tcW w:type="dxa" w:w="2160"/>
+          </w:tcPr>
+          <w:p>
+            <w:r>
+              <w:t>Sec-12</w:t>
+            </w:r>
+          </w:p>
+        </w:tc>
+        <w:tc>
+          <w:tcPr>
+            <w:tcW w:type="dxa" w:w="2160"/>
+          </w:tcPr>
+          <w:p>
+            <w:r>
+              <w:t>Marcus Lee</w:t>
+            </w:r>
+          </w:p>
+        </w:tc>
+        <w:tc>
+          <w:tcPr>
+            <w:tcW w:type="dxa" w:w="2160"/>
+          </w:tcPr>
+          <w:p>
+            <w:r>
+              <w:t>10 business days</w:t>
+            </w:r>
+          </w:p>
+        </w:tc>
+        <w:tc>
+          <w:tcPr>
+            <w:tcW w:type="dxa" w:w="2160"/>
+          </w:tcPr>
+          <w:p>
+            <w:r>
+              <w:t>Stage 12 Verified</w:t>
+            </w:r>
+          </w:p>
+        </w:tc>
+      </w:tr>
+    </w:tbl>
+    <w:p>
+      <w:r>
+        <w:rPr>
+          <w:color w:val="808080"/>
+          <w:sz w:val="16"/>
+        </w:rPr>
+        <w:t>Page 12 of 12 | Sales &amp; Marketing Knowledge Hub | Sales Playbooks | SharePoint Online</w:t>
       </w:r>
     </w:p>
     <w:sectPr>

--- a/data/sites/sales/Sales Playbooks/discovery-call-guide.docx
+++ b/data/sites/sales/Sales Playbooks/discovery-call-guide.docx
@@ -260,7 +260,7 @@
           <w:color w:val="808080"/>
           <w:sz w:val="16"/>
         </w:rPr>
-        <w:t>Page 1 of 12 | Sales &amp; Marketing Knowledge Hub | Sales Playbooks | SharePoint Online</w:t>
+        <w:t>Page 1 of 6 | Sales &amp; Marketing Knowledge Hub | Sales Playbooks | SharePoint Online</w:t>
       </w:r>
     </w:p>
     <w:p>
@@ -587,7 +587,7 @@
           <w:color w:val="808080"/>
           <w:sz w:val="16"/>
         </w:rPr>
-        <w:t>Page 2 of 12 | Sales &amp; Marketing Knowledge Hub | Sales Playbooks | SharePoint Online</w:t>
+        <w:t>Page 2 of 6 | Sales &amp; Marketing Knowledge Hub | Sales Playbooks | SharePoint Online</w:t>
       </w:r>
     </w:p>
     <w:p>
@@ -878,7 +878,7 @@
           <w:color w:val="808080"/>
           <w:sz w:val="16"/>
         </w:rPr>
-        <w:t>Page 3 of 12 | Sales &amp; Marketing Knowledge Hub | Sales Playbooks | SharePoint Online</w:t>
+        <w:t>Page 3 of 6 | Sales &amp; Marketing Knowledge Hub | Sales Playbooks | SharePoint Online</w:t>
       </w:r>
     </w:p>
     <w:p>
@@ -1205,7 +1205,7 @@
           <w:color w:val="808080"/>
           <w:sz w:val="16"/>
         </w:rPr>
-        <w:t>Page 4 of 12 | Sales &amp; Marketing Knowledge Hub | Sales Playbooks | SharePoint Online</w:t>
+        <w:t>Page 4 of 6 | Sales &amp; Marketing Knowledge Hub | Sales Playbooks | SharePoint Online</w:t>
       </w:r>
     </w:p>
     <w:p>
@@ -1496,7 +1496,7 @@
           <w:color w:val="808080"/>
           <w:sz w:val="16"/>
         </w:rPr>
-        <w:t>Page 5 of 12 | Sales &amp; Marketing Knowledge Hub | Sales Playbooks | SharePoint Online</w:t>
+        <w:t>Page 5 of 6 | Sales &amp; Marketing Knowledge Hub | Sales Playbooks | SharePoint Online</w:t>
       </w:r>
     </w:p>
     <w:p>
@@ -1509,12 +1509,12 @@
         <w:pStyle w:val="Heading1"/>
       </w:pPr>
       <w:r>
-        <w:t>Section 6: Standard Operating Procedures</w:t>
+        <w:t>Section 6: Appendix, Lineage &amp; Sign-off</w:t>
       </w:r>
     </w:p>
     <w:p>
       <w:r>
-        <w:t>Structured guide for running a first discovery call, including qualifying questions and the handoff criteria into a technical evaluation. Section 6 (Standard Operating Procedures) applies to Sales Playbooks within Sales &amp; Marketing Knowledge Hub and is maintained by Marcus Lee. Provides step-by-step execution checklists, intake criteria, and verification gates.</w:t>
+        <w:t>Structured guide for running a first discovery call, including qualifying questions and the handoff criteria into a technical evaluation. Section 6 (Appendix, Lineage &amp; Sign-off) applies to Sales Playbooks within Sales &amp; Marketing Knowledge Hub and is maintained by Marcus Lee. Records document lineage, governance metadata, version history, and owner sign-off.</w:t>
       </w:r>
     </w:p>
     <w:p>
@@ -1823,1861 +1823,7 @@
           <w:color w:val="808080"/>
           <w:sz w:val="16"/>
         </w:rPr>
-        <w:t>Page 6 of 12 | Sales &amp; Marketing Knowledge Hub | Sales Playbooks | SharePoint Online</w:t>
-      </w:r>
-    </w:p>
-    <w:p>
-      <w:r>
-        <w:br w:type="page"/>
-      </w:r>
-    </w:p>
-    <w:p>
-      <w:pPr>
-        <w:pStyle w:val="Heading1"/>
-      </w:pPr>
-      <w:r>
-        <w:t>Section 7: Risk Register &amp; Mitigations</w:t>
-      </w:r>
-    </w:p>
-    <w:p>
-      <w:r>
-        <w:t>Structured guide for running a first discovery call, including qualifying questions and the handoff criteria into a technical evaluation. Section 7 (Risk Register &amp; Mitigations) applies to Sales Playbooks within Sales &amp; Marketing Knowledge Hub and is maintained by Marcus Lee. Catalogs operational, compliance, and delivery risks alongside preventive mitigations.</w:t>
-      </w:r>
-    </w:p>
-    <w:p>
-      <w:r>
-        <w:t>Operational requirement 7.1: Document discovery notes in the CRM within one business day of the call. Secondary control 7.2: Deals without a confirmed economic buyer by discovery end are flagged for coaching.</w:t>
-      </w:r>
-    </w:p>
-    <w:p>
-      <w:pPr>
-        <w:pStyle w:val="ListBullet"/>
-      </w:pPr>
-      <w:r>
-        <w:t>Document discovery notes in the CRM within one business day of the call.</w:t>
-      </w:r>
-    </w:p>
-    <w:p>
-      <w:pPr>
-        <w:pStyle w:val="ListBullet"/>
-      </w:pPr>
-      <w:r>
-        <w:t>Deals without a confirmed economic buyer by discovery end are flagged for coaching.</w:t>
-      </w:r>
-    </w:p>
-    <w:p>
-      <w:pPr>
-        <w:pStyle w:val="ListBullet"/>
-      </w:pPr>
-      <w:r>
-        <w:t>Section 7 review cadence is tracked by Marcus Lee under Sales Playbooks governance.</w:t>
-      </w:r>
-    </w:p>
-    <w:tbl>
-      <w:tblPr>
-        <w:tblStyle w:val="LightGrid-Accent1"/>
-        <w:tblW w:type="auto" w:w="0"/>
-        <w:tblLook w:firstColumn="1" w:firstRow="1" w:lastColumn="0" w:lastRow="0" w:noHBand="0" w:noVBand="1" w:val="04A0"/>
-      </w:tblPr>
-      <w:tblGrid>
-        <w:gridCol w:w="2160"/>
-        <w:gridCol w:w="2160"/>
-        <w:gridCol w:w="2160"/>
-        <w:gridCol w:w="2160"/>
-      </w:tblGrid>
-      <w:tr>
-        <w:tc>
-          <w:tcPr>
-            <w:tcW w:type="dxa" w:w="2160"/>
-          </w:tcPr>
-          <w:p>
-            <w:r>
-              <w:rPr>
-                <w:b/>
-              </w:rPr>
-              <w:t>Control Area</w:t>
-            </w:r>
-          </w:p>
-        </w:tc>
-        <w:tc>
-          <w:tcPr>
-            <w:tcW w:type="dxa" w:w="2160"/>
-          </w:tcPr>
-          <w:p>
-            <w:r>
-              <w:rPr>
-                <w:b/>
-              </w:rPr>
-              <w:t>Owner</w:t>
-            </w:r>
-          </w:p>
-        </w:tc>
-        <w:tc>
-          <w:tcPr>
-            <w:tcW w:type="dxa" w:w="2160"/>
-          </w:tcPr>
-          <w:p>
-            <w:r>
-              <w:rPr>
-                <w:b/>
-              </w:rPr>
-              <w:t>Target SLA</w:t>
-            </w:r>
-          </w:p>
-        </w:tc>
-        <w:tc>
-          <w:tcPr>
-            <w:tcW w:type="dxa" w:w="2160"/>
-          </w:tcPr>
-          <w:p>
-            <w:r>
-              <w:rPr>
-                <w:b/>
-              </w:rPr>
-              <w:t>Verification Status</w:t>
-            </w:r>
-          </w:p>
-        </w:tc>
-      </w:tr>
-      <w:tr>
-        <w:tc>
-          <w:tcPr>
-            <w:tcW w:type="dxa" w:w="2160"/>
-          </w:tcPr>
-          <w:p>
-            <w:r>
-              <w:t>Sales Playbooks</w:t>
-            </w:r>
-          </w:p>
-        </w:tc>
-        <w:tc>
-          <w:tcPr>
-            <w:tcW w:type="dxa" w:w="2160"/>
-          </w:tcPr>
-          <w:p>
-            <w:r>
-              <w:t>Marcus Lee</w:t>
-            </w:r>
-          </w:p>
-        </w:tc>
-        <w:tc>
-          <w:tcPr>
-            <w:tcW w:type="dxa" w:w="2160"/>
-          </w:tcPr>
-          <w:p>
-            <w:r>
-              <w:t>5 business days</w:t>
-            </w:r>
-          </w:p>
-        </w:tc>
-        <w:tc>
-          <w:tcPr>
-            <w:tcW w:type="dxa" w:w="2160"/>
-          </w:tcPr>
-          <w:p>
-            <w:r>
-              <w:t>Verified</w:t>
-            </w:r>
-          </w:p>
-        </w:tc>
-      </w:tr>
-      <w:tr>
-        <w:tc>
-          <w:tcPr>
-            <w:tcW w:type="dxa" w:w="2160"/>
-          </w:tcPr>
-          <w:p>
-            <w:r>
-              <w:t>Discovery Call Guide Gate 1</w:t>
-            </w:r>
-          </w:p>
-        </w:tc>
-        <w:tc>
-          <w:tcPr>
-            <w:tcW w:type="dxa" w:w="2160"/>
-          </w:tcPr>
-          <w:p>
-            <w:r>
-              <w:t>Marcus Lee</w:t>
-            </w:r>
-          </w:p>
-        </w:tc>
-        <w:tc>
-          <w:tcPr>
-            <w:tcW w:type="dxa" w:w="2160"/>
-          </w:tcPr>
-          <w:p>
-            <w:r>
-              <w:t>3 business days</w:t>
-            </w:r>
-          </w:p>
-        </w:tc>
-        <w:tc>
-          <w:tcPr>
-            <w:tcW w:type="dxa" w:w="2160"/>
-          </w:tcPr>
-          <w:p>
-            <w:r>
-              <w:t>Active</w:t>
-            </w:r>
-          </w:p>
-        </w:tc>
-      </w:tr>
-      <w:tr>
-        <w:tc>
-          <w:tcPr>
-            <w:tcW w:type="dxa" w:w="2160"/>
-          </w:tcPr>
-          <w:p>
-            <w:r>
-              <w:t>Discovery Call Guide Gate 2</w:t>
-            </w:r>
-          </w:p>
-        </w:tc>
-        <w:tc>
-          <w:tcPr>
-            <w:tcW w:type="dxa" w:w="2160"/>
-          </w:tcPr>
-          <w:p>
-            <w:r>
-              <w:t>Marcus Lee</w:t>
-            </w:r>
-          </w:p>
-        </w:tc>
-        <w:tc>
-          <w:tcPr>
-            <w:tcW w:type="dxa" w:w="2160"/>
-          </w:tcPr>
-          <w:p>
-            <w:r>
-              <w:t>10 business days</w:t>
-            </w:r>
-          </w:p>
-        </w:tc>
-        <w:tc>
-          <w:tcPr>
-            <w:tcW w:type="dxa" w:w="2160"/>
-          </w:tcPr>
-          <w:p>
-            <w:r>
-              <w:t>Monitored</w:t>
-            </w:r>
-          </w:p>
-        </w:tc>
-      </w:tr>
-      <w:tr>
-        <w:tc>
-          <w:tcPr>
-            <w:tcW w:type="dxa" w:w="2160"/>
-          </w:tcPr>
-          <w:p>
-            <w:r>
-              <w:t>Sec-7</w:t>
-            </w:r>
-          </w:p>
-        </w:tc>
-        <w:tc>
-          <w:tcPr>
-            <w:tcW w:type="dxa" w:w="2160"/>
-          </w:tcPr>
-          <w:p>
-            <w:r>
-              <w:t>Marcus Lee</w:t>
-            </w:r>
-          </w:p>
-        </w:tc>
-        <w:tc>
-          <w:tcPr>
-            <w:tcW w:type="dxa" w:w="2160"/>
-          </w:tcPr>
-          <w:p>
-            <w:r>
-              <w:t>5 business days</w:t>
-            </w:r>
-          </w:p>
-        </w:tc>
-        <w:tc>
-          <w:tcPr>
-            <w:tcW w:type="dxa" w:w="2160"/>
-          </w:tcPr>
-          <w:p>
-            <w:r>
-              <w:t>Stage 7 Verified</w:t>
-            </w:r>
-          </w:p>
-        </w:tc>
-      </w:tr>
-    </w:tbl>
-    <w:p>
-      <w:r>
-        <w:rPr>
-          <w:color w:val="808080"/>
-          <w:sz w:val="16"/>
-        </w:rPr>
-        <w:t>Page 7 of 12 | Sales &amp; Marketing Knowledge Hub | Sales Playbooks | SharePoint Online</w:t>
-      </w:r>
-    </w:p>
-    <w:p>
-      <w:r>
-        <w:br w:type="page"/>
-      </w:r>
-    </w:p>
-    <w:p>
-      <w:pPr>
-        <w:pStyle w:val="Heading1"/>
-      </w:pPr>
-      <w:r>
-        <w:t>Section 8: Quality Assurance &amp; Audits</w:t>
-      </w:r>
-    </w:p>
-    <w:p>
-      <w:r>
-        <w:t>Structured guide for running a first discovery call, including qualifying questions and the handoff criteria into a technical evaluation. Section 8 (Quality Assurance &amp; Audits) applies to Sales Playbooks within Sales &amp; Marketing Knowledge Hub and is maintained by Marcus Lee. Specifies sampling frequencies, inspection tolerances, and nonconformance workflows.</w:t>
-      </w:r>
-    </w:p>
-    <w:p>
-      <w:r>
-        <w:t>Operational requirement 8.1: Deals without a confirmed economic buyer by discovery end are flagged for coaching. Secondary control 8.2: Open with business context before diving into current tooling or pain points.</w:t>
-      </w:r>
-    </w:p>
-    <w:p>
-      <w:pPr>
-        <w:pStyle w:val="ListBullet"/>
-      </w:pPr>
-      <w:r>
-        <w:t>Deals without a confirmed economic buyer by discovery end are flagged for coaching.</w:t>
-      </w:r>
-    </w:p>
-    <w:p>
-      <w:pPr>
-        <w:pStyle w:val="ListBullet"/>
-      </w:pPr>
-      <w:r>
-        <w:t>Open with business context before diving into current tooling or pain points.</w:t>
-      </w:r>
-    </w:p>
-    <w:p>
-      <w:pPr>
-        <w:pStyle w:val="ListBullet"/>
-      </w:pPr>
-      <w:r>
-        <w:t>Section 8 review cadence is tracked by Marcus Lee under Sales Playbooks governance.</w:t>
-      </w:r>
-    </w:p>
-    <w:tbl>
-      <w:tblPr>
-        <w:tblStyle w:val="LightGrid-Accent1"/>
-        <w:tblW w:type="auto" w:w="0"/>
-        <w:tblLook w:firstColumn="1" w:firstRow="1" w:lastColumn="0" w:lastRow="0" w:noHBand="0" w:noVBand="1" w:val="04A0"/>
-      </w:tblPr>
-      <w:tblGrid>
-        <w:gridCol w:w="2160"/>
-        <w:gridCol w:w="2160"/>
-        <w:gridCol w:w="2160"/>
-        <w:gridCol w:w="2160"/>
-      </w:tblGrid>
-      <w:tr>
-        <w:tc>
-          <w:tcPr>
-            <w:tcW w:type="dxa" w:w="2160"/>
-          </w:tcPr>
-          <w:p>
-            <w:r>
-              <w:rPr>
-                <w:b/>
-              </w:rPr>
-              <w:t>Control Area</w:t>
-            </w:r>
-          </w:p>
-        </w:tc>
-        <w:tc>
-          <w:tcPr>
-            <w:tcW w:type="dxa" w:w="2160"/>
-          </w:tcPr>
-          <w:p>
-            <w:r>
-              <w:rPr>
-                <w:b/>
-              </w:rPr>
-              <w:t>Owner</w:t>
-            </w:r>
-          </w:p>
-        </w:tc>
-        <w:tc>
-          <w:tcPr>
-            <w:tcW w:type="dxa" w:w="2160"/>
-          </w:tcPr>
-          <w:p>
-            <w:r>
-              <w:rPr>
-                <w:b/>
-              </w:rPr>
-              <w:t>Target SLA</w:t>
-            </w:r>
-          </w:p>
-        </w:tc>
-        <w:tc>
-          <w:tcPr>
-            <w:tcW w:type="dxa" w:w="2160"/>
-          </w:tcPr>
-          <w:p>
-            <w:r>
-              <w:rPr>
-                <w:b/>
-              </w:rPr>
-              <w:t>Verification Status</w:t>
-            </w:r>
-          </w:p>
-        </w:tc>
-      </w:tr>
-      <w:tr>
-        <w:tc>
-          <w:tcPr>
-            <w:tcW w:type="dxa" w:w="2160"/>
-          </w:tcPr>
-          <w:p>
-            <w:r>
-              <w:t>Sales Playbooks</w:t>
-            </w:r>
-          </w:p>
-        </w:tc>
-        <w:tc>
-          <w:tcPr>
-            <w:tcW w:type="dxa" w:w="2160"/>
-          </w:tcPr>
-          <w:p>
-            <w:r>
-              <w:t>Marcus Lee</w:t>
-            </w:r>
-          </w:p>
-        </w:tc>
-        <w:tc>
-          <w:tcPr>
-            <w:tcW w:type="dxa" w:w="2160"/>
-          </w:tcPr>
-          <w:p>
-            <w:r>
-              <w:t>5 business days</w:t>
-            </w:r>
-          </w:p>
-        </w:tc>
-        <w:tc>
-          <w:tcPr>
-            <w:tcW w:type="dxa" w:w="2160"/>
-          </w:tcPr>
-          <w:p>
-            <w:r>
-              <w:t>Verified</w:t>
-            </w:r>
-          </w:p>
-        </w:tc>
-      </w:tr>
-      <w:tr>
-        <w:tc>
-          <w:tcPr>
-            <w:tcW w:type="dxa" w:w="2160"/>
-          </w:tcPr>
-          <w:p>
-            <w:r>
-              <w:t>Discovery Call Guide Gate 1</w:t>
-            </w:r>
-          </w:p>
-        </w:tc>
-        <w:tc>
-          <w:tcPr>
-            <w:tcW w:type="dxa" w:w="2160"/>
-          </w:tcPr>
-          <w:p>
-            <w:r>
-              <w:t>Marcus Lee</w:t>
-            </w:r>
-          </w:p>
-        </w:tc>
-        <w:tc>
-          <w:tcPr>
-            <w:tcW w:type="dxa" w:w="2160"/>
-          </w:tcPr>
-          <w:p>
-            <w:r>
-              <w:t>3 business days</w:t>
-            </w:r>
-          </w:p>
-        </w:tc>
-        <w:tc>
-          <w:tcPr>
-            <w:tcW w:type="dxa" w:w="2160"/>
-          </w:tcPr>
-          <w:p>
-            <w:r>
-              <w:t>Active</w:t>
-            </w:r>
-          </w:p>
-        </w:tc>
-      </w:tr>
-      <w:tr>
-        <w:tc>
-          <w:tcPr>
-            <w:tcW w:type="dxa" w:w="2160"/>
-          </w:tcPr>
-          <w:p>
-            <w:r>
-              <w:t>Discovery Call Guide Gate 2</w:t>
-            </w:r>
-          </w:p>
-        </w:tc>
-        <w:tc>
-          <w:tcPr>
-            <w:tcW w:type="dxa" w:w="2160"/>
-          </w:tcPr>
-          <w:p>
-            <w:r>
-              <w:t>Marcus Lee</w:t>
-            </w:r>
-          </w:p>
-        </w:tc>
-        <w:tc>
-          <w:tcPr>
-            <w:tcW w:type="dxa" w:w="2160"/>
-          </w:tcPr>
-          <w:p>
-            <w:r>
-              <w:t>10 business days</w:t>
-            </w:r>
-          </w:p>
-        </w:tc>
-        <w:tc>
-          <w:tcPr>
-            <w:tcW w:type="dxa" w:w="2160"/>
-          </w:tcPr>
-          <w:p>
-            <w:r>
-              <w:t>Monitored</w:t>
-            </w:r>
-          </w:p>
-        </w:tc>
-      </w:tr>
-      <w:tr>
-        <w:tc>
-          <w:tcPr>
-            <w:tcW w:type="dxa" w:w="2160"/>
-          </w:tcPr>
-          <w:p>
-            <w:r>
-              <w:t>Sec-8</w:t>
-            </w:r>
-          </w:p>
-        </w:tc>
-        <w:tc>
-          <w:tcPr>
-            <w:tcW w:type="dxa" w:w="2160"/>
-          </w:tcPr>
-          <w:p>
-            <w:r>
-              <w:t>Marcus Lee</w:t>
-            </w:r>
-          </w:p>
-        </w:tc>
-        <w:tc>
-          <w:tcPr>
-            <w:tcW w:type="dxa" w:w="2160"/>
-          </w:tcPr>
-          <w:p>
-            <w:r>
-              <w:t>3 business days</w:t>
-            </w:r>
-          </w:p>
-        </w:tc>
-        <w:tc>
-          <w:tcPr>
-            <w:tcW w:type="dxa" w:w="2160"/>
-          </w:tcPr>
-          <w:p>
-            <w:r>
-              <w:t>Stage 8 Verified</w:t>
-            </w:r>
-          </w:p>
-        </w:tc>
-      </w:tr>
-    </w:tbl>
-    <w:p>
-      <w:r>
-        <w:drawing>
-          <wp:inline xmlns:a="http://schemas.openxmlformats.org/drawingml/2006/main" xmlns:pic="http://schemas.openxmlformats.org/drawingml/2006/picture">
-            <wp:extent cx="5303520" cy="1744579"/>
-            <wp:docPr id="4" name="Picture 4"/>
-            <wp:cNvGraphicFramePr>
-              <a:graphicFrameLocks noChangeAspect="1"/>
-            </wp:cNvGraphicFramePr>
-            <a:graphic>
-              <a:graphicData uri="http://schemas.openxmlformats.org/drawingml/2006/picture">
-                <pic:pic>
-                  <pic:nvPicPr>
-                    <pic:cNvPr id="0" name="image.png"/>
-                    <pic:cNvPicPr/>
-                  </pic:nvPicPr>
-                  <pic:blipFill>
-                    <a:blip r:embed="rId10"/>
-                    <a:stretch>
-                      <a:fillRect/>
-                    </a:stretch>
-                  </pic:blipFill>
-                  <pic:spPr>
-                    <a:xfrm>
-                      <a:off x="0" y="0"/>
-                      <a:ext cx="5303520" cy="1744579"/>
-                    </a:xfrm>
-                    <a:prstGeom prst="rect"/>
-                  </pic:spPr>
-                </pic:pic>
-              </a:graphicData>
-            </a:graphic>
-          </wp:inline>
-        </w:drawing>
-      </w:r>
-    </w:p>
-    <w:p>
-      <w:r>
-        <w:rPr>
-          <w:color w:val="808080"/>
-          <w:sz w:val="16"/>
-        </w:rPr>
-        <w:t>Page 8 of 12 | Sales &amp; Marketing Knowledge Hub | Sales Playbooks | SharePoint Online</w:t>
-      </w:r>
-    </w:p>
-    <w:p>
-      <w:r>
-        <w:br w:type="page"/>
-      </w:r>
-    </w:p>
-    <w:p>
-      <w:pPr>
-        <w:pStyle w:val="Heading1"/>
-      </w:pPr>
-      <w:r>
-        <w:t>Section 9: Exception Handling &amp; Escalations</w:t>
-      </w:r>
-    </w:p>
-    <w:p>
-      <w:r>
-        <w:t>Structured guide for running a first discovery call, including qualifying questions and the handoff criteria into a technical evaluation. Section 9 (Exception Handling &amp; Escalations) applies to Sales Playbooks within Sales &amp; Marketing Knowledge Hub and is maintained by Marcus Lee. Outlines severity tiers, response SLAs, and cross-functional escalation paths.</w:t>
-      </w:r>
-    </w:p>
-    <w:p>
-      <w:r>
-        <w:t>Operational requirement 9.1: Open with business context before diving into current tooling or pain points. Secondary control 9.2: Qualify budget, timeline, and decision process before scheduling a technical demo.</w:t>
-      </w:r>
-    </w:p>
-    <w:p>
-      <w:pPr>
-        <w:pStyle w:val="ListBullet"/>
-      </w:pPr>
-      <w:r>
-        <w:t>Open with business context before diving into current tooling or pain points.</w:t>
-      </w:r>
-    </w:p>
-    <w:p>
-      <w:pPr>
-        <w:pStyle w:val="ListBullet"/>
-      </w:pPr>
-      <w:r>
-        <w:t>Qualify budget, timeline, and decision process before scheduling a technical demo.</w:t>
-      </w:r>
-    </w:p>
-    <w:p>
-      <w:pPr>
-        <w:pStyle w:val="ListBullet"/>
-      </w:pPr>
-      <w:r>
-        <w:t>Section 9 review cadence is tracked by Marcus Lee under Sales Playbooks governance.</w:t>
-      </w:r>
-    </w:p>
-    <w:tbl>
-      <w:tblPr>
-        <w:tblStyle w:val="LightGrid-Accent1"/>
-        <w:tblW w:type="auto" w:w="0"/>
-        <w:tblLook w:firstColumn="1" w:firstRow="1" w:lastColumn="0" w:lastRow="0" w:noHBand="0" w:noVBand="1" w:val="04A0"/>
-      </w:tblPr>
-      <w:tblGrid>
-        <w:gridCol w:w="2160"/>
-        <w:gridCol w:w="2160"/>
-        <w:gridCol w:w="2160"/>
-        <w:gridCol w:w="2160"/>
-      </w:tblGrid>
-      <w:tr>
-        <w:tc>
-          <w:tcPr>
-            <w:tcW w:type="dxa" w:w="2160"/>
-          </w:tcPr>
-          <w:p>
-            <w:r>
-              <w:rPr>
-                <w:b/>
-              </w:rPr>
-              <w:t>Control Area</w:t>
-            </w:r>
-          </w:p>
-        </w:tc>
-        <w:tc>
-          <w:tcPr>
-            <w:tcW w:type="dxa" w:w="2160"/>
-          </w:tcPr>
-          <w:p>
-            <w:r>
-              <w:rPr>
-                <w:b/>
-              </w:rPr>
-              <w:t>Owner</w:t>
-            </w:r>
-          </w:p>
-        </w:tc>
-        <w:tc>
-          <w:tcPr>
-            <w:tcW w:type="dxa" w:w="2160"/>
-          </w:tcPr>
-          <w:p>
-            <w:r>
-              <w:rPr>
-                <w:b/>
-              </w:rPr>
-              <w:t>Target SLA</w:t>
-            </w:r>
-          </w:p>
-        </w:tc>
-        <w:tc>
-          <w:tcPr>
-            <w:tcW w:type="dxa" w:w="2160"/>
-          </w:tcPr>
-          <w:p>
-            <w:r>
-              <w:rPr>
-                <w:b/>
-              </w:rPr>
-              <w:t>Verification Status</w:t>
-            </w:r>
-          </w:p>
-        </w:tc>
-      </w:tr>
-      <w:tr>
-        <w:tc>
-          <w:tcPr>
-            <w:tcW w:type="dxa" w:w="2160"/>
-          </w:tcPr>
-          <w:p>
-            <w:r>
-              <w:t>Sales Playbooks</w:t>
-            </w:r>
-          </w:p>
-        </w:tc>
-        <w:tc>
-          <w:tcPr>
-            <w:tcW w:type="dxa" w:w="2160"/>
-          </w:tcPr>
-          <w:p>
-            <w:r>
-              <w:t>Marcus Lee</w:t>
-            </w:r>
-          </w:p>
-        </w:tc>
-        <w:tc>
-          <w:tcPr>
-            <w:tcW w:type="dxa" w:w="2160"/>
-          </w:tcPr>
-          <w:p>
-            <w:r>
-              <w:t>5 business days</w:t>
-            </w:r>
-          </w:p>
-        </w:tc>
-        <w:tc>
-          <w:tcPr>
-            <w:tcW w:type="dxa" w:w="2160"/>
-          </w:tcPr>
-          <w:p>
-            <w:r>
-              <w:t>Verified</w:t>
-            </w:r>
-          </w:p>
-        </w:tc>
-      </w:tr>
-      <w:tr>
-        <w:tc>
-          <w:tcPr>
-            <w:tcW w:type="dxa" w:w="2160"/>
-          </w:tcPr>
-          <w:p>
-            <w:r>
-              <w:t>Discovery Call Guide Gate 1</w:t>
-            </w:r>
-          </w:p>
-        </w:tc>
-        <w:tc>
-          <w:tcPr>
-            <w:tcW w:type="dxa" w:w="2160"/>
-          </w:tcPr>
-          <w:p>
-            <w:r>
-              <w:t>Marcus Lee</w:t>
-            </w:r>
-          </w:p>
-        </w:tc>
-        <w:tc>
-          <w:tcPr>
-            <w:tcW w:type="dxa" w:w="2160"/>
-          </w:tcPr>
-          <w:p>
-            <w:r>
-              <w:t>3 business days</w:t>
-            </w:r>
-          </w:p>
-        </w:tc>
-        <w:tc>
-          <w:tcPr>
-            <w:tcW w:type="dxa" w:w="2160"/>
-          </w:tcPr>
-          <w:p>
-            <w:r>
-              <w:t>Active</w:t>
-            </w:r>
-          </w:p>
-        </w:tc>
-      </w:tr>
-      <w:tr>
-        <w:tc>
-          <w:tcPr>
-            <w:tcW w:type="dxa" w:w="2160"/>
-          </w:tcPr>
-          <w:p>
-            <w:r>
-              <w:t>Discovery Call Guide Gate 2</w:t>
-            </w:r>
-          </w:p>
-        </w:tc>
-        <w:tc>
-          <w:tcPr>
-            <w:tcW w:type="dxa" w:w="2160"/>
-          </w:tcPr>
-          <w:p>
-            <w:r>
-              <w:t>Marcus Lee</w:t>
-            </w:r>
-          </w:p>
-        </w:tc>
-        <w:tc>
-          <w:tcPr>
-            <w:tcW w:type="dxa" w:w="2160"/>
-          </w:tcPr>
-          <w:p>
-            <w:r>
-              <w:t>10 business days</w:t>
-            </w:r>
-          </w:p>
-        </w:tc>
-        <w:tc>
-          <w:tcPr>
-            <w:tcW w:type="dxa" w:w="2160"/>
-          </w:tcPr>
-          <w:p>
-            <w:r>
-              <w:t>Monitored</w:t>
-            </w:r>
-          </w:p>
-        </w:tc>
-      </w:tr>
-      <w:tr>
-        <w:tc>
-          <w:tcPr>
-            <w:tcW w:type="dxa" w:w="2160"/>
-          </w:tcPr>
-          <w:p>
-            <w:r>
-              <w:t>Sec-9</w:t>
-            </w:r>
-          </w:p>
-        </w:tc>
-        <w:tc>
-          <w:tcPr>
-            <w:tcW w:type="dxa" w:w="2160"/>
-          </w:tcPr>
-          <w:p>
-            <w:r>
-              <w:t>Marcus Lee</w:t>
-            </w:r>
-          </w:p>
-        </w:tc>
-        <w:tc>
-          <w:tcPr>
-            <w:tcW w:type="dxa" w:w="2160"/>
-          </w:tcPr>
-          <w:p>
-            <w:r>
-              <w:t>10 business days</w:t>
-            </w:r>
-          </w:p>
-        </w:tc>
-        <w:tc>
-          <w:tcPr>
-            <w:tcW w:type="dxa" w:w="2160"/>
-          </w:tcPr>
-          <w:p>
-            <w:r>
-              <w:t>Stage 9 Verified</w:t>
-            </w:r>
-          </w:p>
-        </w:tc>
-      </w:tr>
-    </w:tbl>
-    <w:p>
-      <w:r>
-        <w:drawing>
-          <wp:inline xmlns:a="http://schemas.openxmlformats.org/drawingml/2006/main" xmlns:pic="http://schemas.openxmlformats.org/drawingml/2006/picture">
-            <wp:extent cx="5303520" cy="1744579"/>
-            <wp:docPr id="5" name="Picture 5"/>
-            <wp:cNvGraphicFramePr>
-              <a:graphicFrameLocks noChangeAspect="1"/>
-            </wp:cNvGraphicFramePr>
-            <a:graphic>
-              <a:graphicData uri="http://schemas.openxmlformats.org/drawingml/2006/picture">
-                <pic:pic>
-                  <pic:nvPicPr>
-                    <pic:cNvPr id="0" name="image.png"/>
-                    <pic:cNvPicPr/>
-                  </pic:nvPicPr>
-                  <pic:blipFill>
-                    <a:blip r:embed="rId9"/>
-                    <a:stretch>
-                      <a:fillRect/>
-                    </a:stretch>
-                  </pic:blipFill>
-                  <pic:spPr>
-                    <a:xfrm>
-                      <a:off x="0" y="0"/>
-                      <a:ext cx="5303520" cy="1744579"/>
-                    </a:xfrm>
-                    <a:prstGeom prst="rect"/>
-                  </pic:spPr>
-                </pic:pic>
-              </a:graphicData>
-            </a:graphic>
-          </wp:inline>
-        </w:drawing>
-      </w:r>
-    </w:p>
-    <w:p>
-      <w:r>
-        <w:rPr>
-          <w:color w:val="808080"/>
-          <w:sz w:val="16"/>
-        </w:rPr>
-        <w:t>Page 9 of 12 | Sales &amp; Marketing Knowledge Hub | Sales Playbooks | SharePoint Online</w:t>
-      </w:r>
-    </w:p>
-    <w:p>
-      <w:r>
-        <w:br w:type="page"/>
-      </w:r>
-    </w:p>
-    <w:p>
-      <w:pPr>
-        <w:pStyle w:val="Heading1"/>
-      </w:pPr>
-      <w:r>
-        <w:t>Section 10: Cross-Functional Dependencies</w:t>
-      </w:r>
-    </w:p>
-    <w:p>
-      <w:r>
-        <w:t>Structured guide for running a first discovery call, including qualifying questions and the handoff criteria into a technical evaluation. Section 10 (Cross-Functional Dependencies) applies to Sales Playbooks within Sales &amp; Marketing Knowledge Hub and is maintained by Marcus Lee. Documents upstream and downstream team dependencies and service-level commitments.</w:t>
-      </w:r>
-    </w:p>
-    <w:p>
-      <w:r>
-        <w:t>Operational requirement 10.1: Qualify budget, timeline, and decision process before scheduling a technical demo. Secondary control 10.2: Document discovery notes in the CRM within one business day of the call.</w:t>
-      </w:r>
-    </w:p>
-    <w:p>
-      <w:pPr>
-        <w:pStyle w:val="ListBullet"/>
-      </w:pPr>
-      <w:r>
-        <w:t>Qualify budget, timeline, and decision process before scheduling a technical demo.</w:t>
-      </w:r>
-    </w:p>
-    <w:p>
-      <w:pPr>
-        <w:pStyle w:val="ListBullet"/>
-      </w:pPr>
-      <w:r>
-        <w:t>Document discovery notes in the CRM within one business day of the call.</w:t>
-      </w:r>
-    </w:p>
-    <w:p>
-      <w:pPr>
-        <w:pStyle w:val="ListBullet"/>
-      </w:pPr>
-      <w:r>
-        <w:t>Section 10 review cadence is tracked by Marcus Lee under Sales Playbooks governance.</w:t>
-      </w:r>
-    </w:p>
-    <w:tbl>
-      <w:tblPr>
-        <w:tblStyle w:val="LightGrid-Accent1"/>
-        <w:tblW w:type="auto" w:w="0"/>
-        <w:tblLook w:firstColumn="1" w:firstRow="1" w:lastColumn="0" w:lastRow="0" w:noHBand="0" w:noVBand="1" w:val="04A0"/>
-      </w:tblPr>
-      <w:tblGrid>
-        <w:gridCol w:w="2160"/>
-        <w:gridCol w:w="2160"/>
-        <w:gridCol w:w="2160"/>
-        <w:gridCol w:w="2160"/>
-      </w:tblGrid>
-      <w:tr>
-        <w:tc>
-          <w:tcPr>
-            <w:tcW w:type="dxa" w:w="2160"/>
-          </w:tcPr>
-          <w:p>
-            <w:r>
-              <w:rPr>
-                <w:b/>
-              </w:rPr>
-              <w:t>Control Area</w:t>
-            </w:r>
-          </w:p>
-        </w:tc>
-        <w:tc>
-          <w:tcPr>
-            <w:tcW w:type="dxa" w:w="2160"/>
-          </w:tcPr>
-          <w:p>
-            <w:r>
-              <w:rPr>
-                <w:b/>
-              </w:rPr>
-              <w:t>Owner</w:t>
-            </w:r>
-          </w:p>
-        </w:tc>
-        <w:tc>
-          <w:tcPr>
-            <w:tcW w:type="dxa" w:w="2160"/>
-          </w:tcPr>
-          <w:p>
-            <w:r>
-              <w:rPr>
-                <w:b/>
-              </w:rPr>
-              <w:t>Target SLA</w:t>
-            </w:r>
-          </w:p>
-        </w:tc>
-        <w:tc>
-          <w:tcPr>
-            <w:tcW w:type="dxa" w:w="2160"/>
-          </w:tcPr>
-          <w:p>
-            <w:r>
-              <w:rPr>
-                <w:b/>
-              </w:rPr>
-              <w:t>Verification Status</w:t>
-            </w:r>
-          </w:p>
-        </w:tc>
-      </w:tr>
-      <w:tr>
-        <w:tc>
-          <w:tcPr>
-            <w:tcW w:type="dxa" w:w="2160"/>
-          </w:tcPr>
-          <w:p>
-            <w:r>
-              <w:t>Sales Playbooks</w:t>
-            </w:r>
-          </w:p>
-        </w:tc>
-        <w:tc>
-          <w:tcPr>
-            <w:tcW w:type="dxa" w:w="2160"/>
-          </w:tcPr>
-          <w:p>
-            <w:r>
-              <w:t>Marcus Lee</w:t>
-            </w:r>
-          </w:p>
-        </w:tc>
-        <w:tc>
-          <w:tcPr>
-            <w:tcW w:type="dxa" w:w="2160"/>
-          </w:tcPr>
-          <w:p>
-            <w:r>
-              <w:t>5 business days</w:t>
-            </w:r>
-          </w:p>
-        </w:tc>
-        <w:tc>
-          <w:tcPr>
-            <w:tcW w:type="dxa" w:w="2160"/>
-          </w:tcPr>
-          <w:p>
-            <w:r>
-              <w:t>Verified</w:t>
-            </w:r>
-          </w:p>
-        </w:tc>
-      </w:tr>
-      <w:tr>
-        <w:tc>
-          <w:tcPr>
-            <w:tcW w:type="dxa" w:w="2160"/>
-          </w:tcPr>
-          <w:p>
-            <w:r>
-              <w:t>Discovery Call Guide Gate 1</w:t>
-            </w:r>
-          </w:p>
-        </w:tc>
-        <w:tc>
-          <w:tcPr>
-            <w:tcW w:type="dxa" w:w="2160"/>
-          </w:tcPr>
-          <w:p>
-            <w:r>
-              <w:t>Marcus Lee</w:t>
-            </w:r>
-          </w:p>
-        </w:tc>
-        <w:tc>
-          <w:tcPr>
-            <w:tcW w:type="dxa" w:w="2160"/>
-          </w:tcPr>
-          <w:p>
-            <w:r>
-              <w:t>3 business days</w:t>
-            </w:r>
-          </w:p>
-        </w:tc>
-        <w:tc>
-          <w:tcPr>
-            <w:tcW w:type="dxa" w:w="2160"/>
-          </w:tcPr>
-          <w:p>
-            <w:r>
-              <w:t>Active</w:t>
-            </w:r>
-          </w:p>
-        </w:tc>
-      </w:tr>
-      <w:tr>
-        <w:tc>
-          <w:tcPr>
-            <w:tcW w:type="dxa" w:w="2160"/>
-          </w:tcPr>
-          <w:p>
-            <w:r>
-              <w:t>Discovery Call Guide Gate 2</w:t>
-            </w:r>
-          </w:p>
-        </w:tc>
-        <w:tc>
-          <w:tcPr>
-            <w:tcW w:type="dxa" w:w="2160"/>
-          </w:tcPr>
-          <w:p>
-            <w:r>
-              <w:t>Marcus Lee</w:t>
-            </w:r>
-          </w:p>
-        </w:tc>
-        <w:tc>
-          <w:tcPr>
-            <w:tcW w:type="dxa" w:w="2160"/>
-          </w:tcPr>
-          <w:p>
-            <w:r>
-              <w:t>10 business days</w:t>
-            </w:r>
-          </w:p>
-        </w:tc>
-        <w:tc>
-          <w:tcPr>
-            <w:tcW w:type="dxa" w:w="2160"/>
-          </w:tcPr>
-          <w:p>
-            <w:r>
-              <w:t>Monitored</w:t>
-            </w:r>
-          </w:p>
-        </w:tc>
-      </w:tr>
-      <w:tr>
-        <w:tc>
-          <w:tcPr>
-            <w:tcW w:type="dxa" w:w="2160"/>
-          </w:tcPr>
-          <w:p>
-            <w:r>
-              <w:t>Sec-10</w:t>
-            </w:r>
-          </w:p>
-        </w:tc>
-        <w:tc>
-          <w:tcPr>
-            <w:tcW w:type="dxa" w:w="2160"/>
-          </w:tcPr>
-          <w:p>
-            <w:r>
-              <w:t>Marcus Lee</w:t>
-            </w:r>
-          </w:p>
-        </w:tc>
-        <w:tc>
-          <w:tcPr>
-            <w:tcW w:type="dxa" w:w="2160"/>
-          </w:tcPr>
-          <w:p>
-            <w:r>
-              <w:t>5 business days</w:t>
-            </w:r>
-          </w:p>
-        </w:tc>
-        <w:tc>
-          <w:tcPr>
-            <w:tcW w:type="dxa" w:w="2160"/>
-          </w:tcPr>
-          <w:p>
-            <w:r>
-              <w:t>Stage 10 Verified</w:t>
-            </w:r>
-          </w:p>
-        </w:tc>
-      </w:tr>
-    </w:tbl>
-    <w:p>
-      <w:r>
-        <w:rPr>
-          <w:color w:val="808080"/>
-          <w:sz w:val="16"/>
-        </w:rPr>
-        <w:t>Page 10 of 12 | Sales &amp; Marketing Knowledge Hub | Sales Playbooks | SharePoint Online</w:t>
-      </w:r>
-    </w:p>
-    <w:p>
-      <w:r>
-        <w:br w:type="page"/>
-      </w:r>
-    </w:p>
-    <w:p>
-      <w:pPr>
-        <w:pStyle w:val="Heading1"/>
-      </w:pPr>
-      <w:r>
-        <w:t>Section 11: Continuous Improvement Roadmap</w:t>
-      </w:r>
-    </w:p>
-    <w:p>
-      <w:r>
-        <w:t>Structured guide for running a first discovery call, including qualifying questions and the handoff criteria into a technical evaluation. Section 11 (Continuous Improvement Roadmap) applies to Sales Playbooks within Sales &amp; Marketing Knowledge Hub and is maintained by Marcus Lee. Schedules quarterly optimization milestones, automation targets, and capability reviews.</w:t>
-      </w:r>
-    </w:p>
-    <w:p>
-      <w:r>
-        <w:t>Operational requirement 11.1: Document discovery notes in the CRM within one business day of the call. Secondary control 11.2: Deals without a confirmed economic buyer by discovery end are flagged for coaching.</w:t>
-      </w:r>
-    </w:p>
-    <w:p>
-      <w:pPr>
-        <w:pStyle w:val="ListBullet"/>
-      </w:pPr>
-      <w:r>
-        <w:t>Document discovery notes in the CRM within one business day of the call.</w:t>
-      </w:r>
-    </w:p>
-    <w:p>
-      <w:pPr>
-        <w:pStyle w:val="ListBullet"/>
-      </w:pPr>
-      <w:r>
-        <w:t>Deals without a confirmed economic buyer by discovery end are flagged for coaching.</w:t>
-      </w:r>
-    </w:p>
-    <w:p>
-      <w:pPr>
-        <w:pStyle w:val="ListBullet"/>
-      </w:pPr>
-      <w:r>
-        <w:t>Section 11 review cadence is tracked by Marcus Lee under Sales Playbooks governance.</w:t>
-      </w:r>
-    </w:p>
-    <w:tbl>
-      <w:tblPr>
-        <w:tblStyle w:val="LightGrid-Accent1"/>
-        <w:tblW w:type="auto" w:w="0"/>
-        <w:tblLook w:firstColumn="1" w:firstRow="1" w:lastColumn="0" w:lastRow="0" w:noHBand="0" w:noVBand="1" w:val="04A0"/>
-      </w:tblPr>
-      <w:tblGrid>
-        <w:gridCol w:w="2160"/>
-        <w:gridCol w:w="2160"/>
-        <w:gridCol w:w="2160"/>
-        <w:gridCol w:w="2160"/>
-      </w:tblGrid>
-      <w:tr>
-        <w:tc>
-          <w:tcPr>
-            <w:tcW w:type="dxa" w:w="2160"/>
-          </w:tcPr>
-          <w:p>
-            <w:r>
-              <w:rPr>
-                <w:b/>
-              </w:rPr>
-              <w:t>Control Area</w:t>
-            </w:r>
-          </w:p>
-        </w:tc>
-        <w:tc>
-          <w:tcPr>
-            <w:tcW w:type="dxa" w:w="2160"/>
-          </w:tcPr>
-          <w:p>
-            <w:r>
-              <w:rPr>
-                <w:b/>
-              </w:rPr>
-              <w:t>Owner</w:t>
-            </w:r>
-          </w:p>
-        </w:tc>
-        <w:tc>
-          <w:tcPr>
-            <w:tcW w:type="dxa" w:w="2160"/>
-          </w:tcPr>
-          <w:p>
-            <w:r>
-              <w:rPr>
-                <w:b/>
-              </w:rPr>
-              <w:t>Target SLA</w:t>
-            </w:r>
-          </w:p>
-        </w:tc>
-        <w:tc>
-          <w:tcPr>
-            <w:tcW w:type="dxa" w:w="2160"/>
-          </w:tcPr>
-          <w:p>
-            <w:r>
-              <w:rPr>
-                <w:b/>
-              </w:rPr>
-              <w:t>Verification Status</w:t>
-            </w:r>
-          </w:p>
-        </w:tc>
-      </w:tr>
-      <w:tr>
-        <w:tc>
-          <w:tcPr>
-            <w:tcW w:type="dxa" w:w="2160"/>
-          </w:tcPr>
-          <w:p>
-            <w:r>
-              <w:t>Sales Playbooks</w:t>
-            </w:r>
-          </w:p>
-        </w:tc>
-        <w:tc>
-          <w:tcPr>
-            <w:tcW w:type="dxa" w:w="2160"/>
-          </w:tcPr>
-          <w:p>
-            <w:r>
-              <w:t>Marcus Lee</w:t>
-            </w:r>
-          </w:p>
-        </w:tc>
-        <w:tc>
-          <w:tcPr>
-            <w:tcW w:type="dxa" w:w="2160"/>
-          </w:tcPr>
-          <w:p>
-            <w:r>
-              <w:t>5 business days</w:t>
-            </w:r>
-          </w:p>
-        </w:tc>
-        <w:tc>
-          <w:tcPr>
-            <w:tcW w:type="dxa" w:w="2160"/>
-          </w:tcPr>
-          <w:p>
-            <w:r>
-              <w:t>Verified</w:t>
-            </w:r>
-          </w:p>
-        </w:tc>
-      </w:tr>
-      <w:tr>
-        <w:tc>
-          <w:tcPr>
-            <w:tcW w:type="dxa" w:w="2160"/>
-          </w:tcPr>
-          <w:p>
-            <w:r>
-              <w:t>Discovery Call Guide Gate 1</w:t>
-            </w:r>
-          </w:p>
-        </w:tc>
-        <w:tc>
-          <w:tcPr>
-            <w:tcW w:type="dxa" w:w="2160"/>
-          </w:tcPr>
-          <w:p>
-            <w:r>
-              <w:t>Marcus Lee</w:t>
-            </w:r>
-          </w:p>
-        </w:tc>
-        <w:tc>
-          <w:tcPr>
-            <w:tcW w:type="dxa" w:w="2160"/>
-          </w:tcPr>
-          <w:p>
-            <w:r>
-              <w:t>3 business days</w:t>
-            </w:r>
-          </w:p>
-        </w:tc>
-        <w:tc>
-          <w:tcPr>
-            <w:tcW w:type="dxa" w:w="2160"/>
-          </w:tcPr>
-          <w:p>
-            <w:r>
-              <w:t>Active</w:t>
-            </w:r>
-          </w:p>
-        </w:tc>
-      </w:tr>
-      <w:tr>
-        <w:tc>
-          <w:tcPr>
-            <w:tcW w:type="dxa" w:w="2160"/>
-          </w:tcPr>
-          <w:p>
-            <w:r>
-              <w:t>Discovery Call Guide Gate 2</w:t>
-            </w:r>
-          </w:p>
-        </w:tc>
-        <w:tc>
-          <w:tcPr>
-            <w:tcW w:type="dxa" w:w="2160"/>
-          </w:tcPr>
-          <w:p>
-            <w:r>
-              <w:t>Marcus Lee</w:t>
-            </w:r>
-          </w:p>
-        </w:tc>
-        <w:tc>
-          <w:tcPr>
-            <w:tcW w:type="dxa" w:w="2160"/>
-          </w:tcPr>
-          <w:p>
-            <w:r>
-              <w:t>10 business days</w:t>
-            </w:r>
-          </w:p>
-        </w:tc>
-        <w:tc>
-          <w:tcPr>
-            <w:tcW w:type="dxa" w:w="2160"/>
-          </w:tcPr>
-          <w:p>
-            <w:r>
-              <w:t>Monitored</w:t>
-            </w:r>
-          </w:p>
-        </w:tc>
-      </w:tr>
-      <w:tr>
-        <w:tc>
-          <w:tcPr>
-            <w:tcW w:type="dxa" w:w="2160"/>
-          </w:tcPr>
-          <w:p>
-            <w:r>
-              <w:t>Sec-11</w:t>
-            </w:r>
-          </w:p>
-        </w:tc>
-        <w:tc>
-          <w:tcPr>
-            <w:tcW w:type="dxa" w:w="2160"/>
-          </w:tcPr>
-          <w:p>
-            <w:r>
-              <w:t>Marcus Lee</w:t>
-            </w:r>
-          </w:p>
-        </w:tc>
-        <w:tc>
-          <w:tcPr>
-            <w:tcW w:type="dxa" w:w="2160"/>
-          </w:tcPr>
-          <w:p>
-            <w:r>
-              <w:t>3 business days</w:t>
-            </w:r>
-          </w:p>
-        </w:tc>
-        <w:tc>
-          <w:tcPr>
-            <w:tcW w:type="dxa" w:w="2160"/>
-          </w:tcPr>
-          <w:p>
-            <w:r>
-              <w:t>Stage 11 Verified</w:t>
-            </w:r>
-          </w:p>
-        </w:tc>
-      </w:tr>
-    </w:tbl>
-    <w:p>
-      <w:r>
-        <w:drawing>
-          <wp:inline xmlns:a="http://schemas.openxmlformats.org/drawingml/2006/main" xmlns:pic="http://schemas.openxmlformats.org/drawingml/2006/picture">
-            <wp:extent cx="5303520" cy="1744579"/>
-            <wp:docPr id="6" name="Picture 6"/>
-            <wp:cNvGraphicFramePr>
-              <a:graphicFrameLocks noChangeAspect="1"/>
-            </wp:cNvGraphicFramePr>
-            <a:graphic>
-              <a:graphicData uri="http://schemas.openxmlformats.org/drawingml/2006/picture">
-                <pic:pic>
-                  <pic:nvPicPr>
-                    <pic:cNvPr id="0" name="image.png"/>
-                    <pic:cNvPicPr/>
-                  </pic:nvPicPr>
-                  <pic:blipFill>
-                    <a:blip r:embed="rId10"/>
-                    <a:stretch>
-                      <a:fillRect/>
-                    </a:stretch>
-                  </pic:blipFill>
-                  <pic:spPr>
-                    <a:xfrm>
-                      <a:off x="0" y="0"/>
-                      <a:ext cx="5303520" cy="1744579"/>
-                    </a:xfrm>
-                    <a:prstGeom prst="rect"/>
-                  </pic:spPr>
-                </pic:pic>
-              </a:graphicData>
-            </a:graphic>
-          </wp:inline>
-        </w:drawing>
-      </w:r>
-    </w:p>
-    <w:p>
-      <w:r>
-        <w:rPr>
-          <w:color w:val="808080"/>
-          <w:sz w:val="16"/>
-        </w:rPr>
-        <w:t>Page 11 of 12 | Sales &amp; Marketing Knowledge Hub | Sales Playbooks | SharePoint Online</w:t>
-      </w:r>
-    </w:p>
-    <w:p>
-      <w:r>
-        <w:br w:type="page"/>
-      </w:r>
-    </w:p>
-    <w:p>
-      <w:pPr>
-        <w:pStyle w:val="Heading1"/>
-      </w:pPr>
-      <w:r>
-        <w:t>Section 12: Appendix, Lineage &amp; Sign-off</w:t>
-      </w:r>
-    </w:p>
-    <w:p>
-      <w:r>
-        <w:t>Structured guide for running a first discovery call, including qualifying questions and the handoff criteria into a technical evaluation. Section 12 (Appendix, Lineage &amp; Sign-off) applies to Sales Playbooks within Sales &amp; Marketing Knowledge Hub and is maintained by Marcus Lee. Records document lineage, governance metadata, version history, and owner sign-off.</w:t>
-      </w:r>
-    </w:p>
-    <w:p>
-      <w:r>
-        <w:t>Operational requirement 12.1: Deals without a confirmed economic buyer by discovery end are flagged for coaching. Secondary control 12.2: Open with business context before diving into current tooling or pain points.</w:t>
-      </w:r>
-    </w:p>
-    <w:p>
-      <w:pPr>
-        <w:pStyle w:val="ListBullet"/>
-      </w:pPr>
-      <w:r>
-        <w:t>Deals without a confirmed economic buyer by discovery end are flagged for coaching.</w:t>
-      </w:r>
-    </w:p>
-    <w:p>
-      <w:pPr>
-        <w:pStyle w:val="ListBullet"/>
-      </w:pPr>
-      <w:r>
-        <w:t>Open with business context before diving into current tooling or pain points.</w:t>
-      </w:r>
-    </w:p>
-    <w:p>
-      <w:pPr>
-        <w:pStyle w:val="ListBullet"/>
-      </w:pPr>
-      <w:r>
-        <w:t>Section 12 review cadence is tracked by Marcus Lee under Sales Playbooks governance.</w:t>
-      </w:r>
-    </w:p>
-    <w:tbl>
-      <w:tblPr>
-        <w:tblStyle w:val="LightGrid-Accent1"/>
-        <w:tblW w:type="auto" w:w="0"/>
-        <w:tblLook w:firstColumn="1" w:firstRow="1" w:lastColumn="0" w:lastRow="0" w:noHBand="0" w:noVBand="1" w:val="04A0"/>
-      </w:tblPr>
-      <w:tblGrid>
-        <w:gridCol w:w="2160"/>
-        <w:gridCol w:w="2160"/>
-        <w:gridCol w:w="2160"/>
-        <w:gridCol w:w="2160"/>
-      </w:tblGrid>
-      <w:tr>
-        <w:tc>
-          <w:tcPr>
-            <w:tcW w:type="dxa" w:w="2160"/>
-          </w:tcPr>
-          <w:p>
-            <w:r>
-              <w:rPr>
-                <w:b/>
-              </w:rPr>
-              <w:t>Control Area</w:t>
-            </w:r>
-          </w:p>
-        </w:tc>
-        <w:tc>
-          <w:tcPr>
-            <w:tcW w:type="dxa" w:w="2160"/>
-          </w:tcPr>
-          <w:p>
-            <w:r>
-              <w:rPr>
-                <w:b/>
-              </w:rPr>
-              <w:t>Owner</w:t>
-            </w:r>
-          </w:p>
-        </w:tc>
-        <w:tc>
-          <w:tcPr>
-            <w:tcW w:type="dxa" w:w="2160"/>
-          </w:tcPr>
-          <w:p>
-            <w:r>
-              <w:rPr>
-                <w:b/>
-              </w:rPr>
-              <w:t>Target SLA</w:t>
-            </w:r>
-          </w:p>
-        </w:tc>
-        <w:tc>
-          <w:tcPr>
-            <w:tcW w:type="dxa" w:w="2160"/>
-          </w:tcPr>
-          <w:p>
-            <w:r>
-              <w:rPr>
-                <w:b/>
-              </w:rPr>
-              <w:t>Verification Status</w:t>
-            </w:r>
-          </w:p>
-        </w:tc>
-      </w:tr>
-      <w:tr>
-        <w:tc>
-          <w:tcPr>
-            <w:tcW w:type="dxa" w:w="2160"/>
-          </w:tcPr>
-          <w:p>
-            <w:r>
-              <w:t>Sales Playbooks</w:t>
-            </w:r>
-          </w:p>
-        </w:tc>
-        <w:tc>
-          <w:tcPr>
-            <w:tcW w:type="dxa" w:w="2160"/>
-          </w:tcPr>
-          <w:p>
-            <w:r>
-              <w:t>Marcus Lee</w:t>
-            </w:r>
-          </w:p>
-        </w:tc>
-        <w:tc>
-          <w:tcPr>
-            <w:tcW w:type="dxa" w:w="2160"/>
-          </w:tcPr>
-          <w:p>
-            <w:r>
-              <w:t>5 business days</w:t>
-            </w:r>
-          </w:p>
-        </w:tc>
-        <w:tc>
-          <w:tcPr>
-            <w:tcW w:type="dxa" w:w="2160"/>
-          </w:tcPr>
-          <w:p>
-            <w:r>
-              <w:t>Verified</w:t>
-            </w:r>
-          </w:p>
-        </w:tc>
-      </w:tr>
-      <w:tr>
-        <w:tc>
-          <w:tcPr>
-            <w:tcW w:type="dxa" w:w="2160"/>
-          </w:tcPr>
-          <w:p>
-            <w:r>
-              <w:t>Discovery Call Guide Gate 1</w:t>
-            </w:r>
-          </w:p>
-        </w:tc>
-        <w:tc>
-          <w:tcPr>
-            <w:tcW w:type="dxa" w:w="2160"/>
-          </w:tcPr>
-          <w:p>
-            <w:r>
-              <w:t>Marcus Lee</w:t>
-            </w:r>
-          </w:p>
-        </w:tc>
-        <w:tc>
-          <w:tcPr>
-            <w:tcW w:type="dxa" w:w="2160"/>
-          </w:tcPr>
-          <w:p>
-            <w:r>
-              <w:t>3 business days</w:t>
-            </w:r>
-          </w:p>
-        </w:tc>
-        <w:tc>
-          <w:tcPr>
-            <w:tcW w:type="dxa" w:w="2160"/>
-          </w:tcPr>
-          <w:p>
-            <w:r>
-              <w:t>Active</w:t>
-            </w:r>
-          </w:p>
-        </w:tc>
-      </w:tr>
-      <w:tr>
-        <w:tc>
-          <w:tcPr>
-            <w:tcW w:type="dxa" w:w="2160"/>
-          </w:tcPr>
-          <w:p>
-            <w:r>
-              <w:t>Discovery Call Guide Gate 2</w:t>
-            </w:r>
-          </w:p>
-        </w:tc>
-        <w:tc>
-          <w:tcPr>
-            <w:tcW w:type="dxa" w:w="2160"/>
-          </w:tcPr>
-          <w:p>
-            <w:r>
-              <w:t>Marcus Lee</w:t>
-            </w:r>
-          </w:p>
-        </w:tc>
-        <w:tc>
-          <w:tcPr>
-            <w:tcW w:type="dxa" w:w="2160"/>
-          </w:tcPr>
-          <w:p>
-            <w:r>
-              <w:t>10 business days</w:t>
-            </w:r>
-          </w:p>
-        </w:tc>
-        <w:tc>
-          <w:tcPr>
-            <w:tcW w:type="dxa" w:w="2160"/>
-          </w:tcPr>
-          <w:p>
-            <w:r>
-              <w:t>Monitored</w:t>
-            </w:r>
-          </w:p>
-        </w:tc>
-      </w:tr>
-      <w:tr>
-        <w:tc>
-          <w:tcPr>
-            <w:tcW w:type="dxa" w:w="2160"/>
-          </w:tcPr>
-          <w:p>
-            <w:r>
-              <w:t>Sec-12</w:t>
-            </w:r>
-          </w:p>
-        </w:tc>
-        <w:tc>
-          <w:tcPr>
-            <w:tcW w:type="dxa" w:w="2160"/>
-          </w:tcPr>
-          <w:p>
-            <w:r>
-              <w:t>Marcus Lee</w:t>
-            </w:r>
-          </w:p>
-        </w:tc>
-        <w:tc>
-          <w:tcPr>
-            <w:tcW w:type="dxa" w:w="2160"/>
-          </w:tcPr>
-          <w:p>
-            <w:r>
-              <w:t>10 business days</w:t>
-            </w:r>
-          </w:p>
-        </w:tc>
-        <w:tc>
-          <w:tcPr>
-            <w:tcW w:type="dxa" w:w="2160"/>
-          </w:tcPr>
-          <w:p>
-            <w:r>
-              <w:t>Stage 12 Verified</w:t>
-            </w:r>
-          </w:p>
-        </w:tc>
-      </w:tr>
-    </w:tbl>
-    <w:p>
-      <w:r>
-        <w:rPr>
-          <w:color w:val="808080"/>
-          <w:sz w:val="16"/>
-        </w:rPr>
-        <w:t>Page 12 of 12 | Sales &amp; Marketing Knowledge Hub | Sales Playbooks | SharePoint Online</w:t>
+        <w:t>Page 6 of 6 | Sales &amp; Marketing Knowledge Hub | Sales Playbooks | SharePoint Online</w:t>
       </w:r>
     </w:p>
     <w:sectPr>
